--- a/005-theme-park-creator/worksheets/week4-advanced.docx
+++ b/005-theme-park-creator/worksheets/week4-advanced.docx
@@ -28,7 +28,7 @@
         <w:t>Topic:</w:t>
       </w:r>
       <w:r>
-        <w:t xml:space="preserve"> Petting Zoo — Using Helper Functions · </w:t>
+        <w:t xml:space="preserve"> Petting Zoo — Helper Functions · </w:t>
       </w:r>
       <w:r>
         <w:rPr>
@@ -43,6 +43,15 @@
         <w:rPr>
           <w:b/>
         </w:rPr>
+        <w:t>Level:</w:t>
+      </w:r>
+      <w:r>
+        <w:t xml:space="preserve"> Advanced · </w:t>
+      </w:r>
+      <w:r>
+        <w:rPr>
+          <w:b/>
+        </w:rPr>
         <w:t>Time:</w:t>
       </w:r>
       <w:r>
@@ -55,7 +64,7 @@
         <w:keepLines/>
       </w:pPr>
       <w:r>
-        <w:t xml:space="preserve">Your park has a market row and amenities. Now it needs a </w:t>
+        <w:t xml:space="preserve">Your park has stalls and amenities. Now it needs a </w:t>
       </w:r>
       <w:r>
         <w:rPr>
@@ -64,7 +73,7 @@
         <w:t>petting zoo</w:t>
       </w:r>
       <w:r>
-        <w:t xml:space="preserve"> — an outer fence, six cages inside, six different animals, and a feeding area.</w:t>
+        <w:t xml:space="preserve"> — a fence around it, six cages inside, an animal in every cage, and somewhere to eat and drink.</w:t>
       </w:r>
     </w:p>
     <w:p>
@@ -73,27 +82,25 @@
         <w:keepLines/>
       </w:pPr>
       <w:r>
-        <w:t xml:space="preserve">The outer fence is a fence box. Every cage is a fence box. Same job, seven times, different sizes. </w:t>
+        <w:t xml:space="preserve">Every cage is the same job. So you write that job </w:t>
       </w:r>
       <w:r>
         <w:rPr>
           <w:b/>
         </w:rPr>
-        <w:t>One</w:t>
-      </w:r>
-      <w:r>
-        <w:t xml:space="preserve"> </w:t>
+        <w:t>once</w:t>
+      </w:r>
+      <w:r>
+        <w:t xml:space="preserve">, then </w:t>
       </w:r>
       <w:r>
         <w:rPr>
-          <w:rFonts w:ascii="Consolas" w:hAnsi="Consolas" w:cs="Consolas"/>
-          <w:sz w:val="21"/>
-          <w:shd w:val="clear" w:fill="EEEEEE"/>
+          <w:b/>
         </w:rPr>
-        <w:t>build_fence</w:t>
-      </w:r>
-      <w:r>
-        <w:t xml:space="preserve"> helper does all seven — and the whole zoo drops anywhere in your park from one number.</w:t>
+        <w:t>call</w:t>
+      </w:r>
+      <w:r>
+        <w:t xml:space="preserve"> it for every animal.</w:t>
       </w:r>
     </w:p>
     <w:p>
@@ -102,7 +109,7 @@
         <w:keepLines/>
       </w:pPr>
       <w:r>
-        <w:t>These are the blocks you use this week:</w:t>
+        <w:t>These are the tools you use this week:</w:t>
       </w:r>
     </w:p>
     <w:p>
@@ -118,13 +125,18 @@
           <w:rFonts w:ascii="Consolas" w:hAnsi="Consolas" w:cs="Consolas"/>
           <w:sz w:val="21"/>
         </w:rPr>
-        <w:t>blocks.fill(OAK_FENCE, pos(x1, 0, z1), pos(x2, 0, z2), FillOperation.OUTLINE)</w:t>
+        <w:t>corner1 = pos(1, 0, 1)</w:t>
         <w:br/>
-        <w:t>blocks.fill(HAY_BLOCK, pos(x1, 0, z1), pos(x2, 0, z1 + 1), FillOperation.REPLACE)</w:t>
+        <w:t>corner2 = pos(10, 0, 10)</w:t>
         <w:br/>
-        <w:t>blocks.place(OAK_FENCE_GATE, pos(x1 + 9, 0, z1))</w:t>
+        <w:t>blocks.fill(OAK_FENCE, corner1, corner2, FillOperation.REPLACE)</w:t>
         <w:br/>
-        <w:t>mobs.spawn(CHICKEN, pos(x1 + 1, 1, z1 + 1))</w:t>
+        <w:t>mobs.spawn(CHICKEN, pos(6, 0, 6))</w:t>
+        <w:br/>
+        <w:br/>
+        <w:t>for i in range(10):</w:t>
+        <w:br/>
+        <w:t xml:space="preserve">    mobs.spawn(CHICKEN, pos(6, 0, 6))</w:t>
       </w:r>
     </w:p>
     <w:p>
@@ -142,14 +154,31 @@
           <w:sz w:val="21"/>
           <w:shd w:val="clear" w:fill="EEEEEE"/>
         </w:rPr>
-        <w:t>FillOperation.OUTLINE</w:t>
+        <w:t>corner1</w:t>
       </w:r>
       <w:r>
         <w:rPr>
           <w:i/>
           <w:color w:val="444444"/>
         </w:rPr>
-        <w:t xml:space="preserve"> = the </w:t>
+        <w:t xml:space="preserve"> and </w:t>
+      </w:r>
+      <w:r>
+        <w:rPr>
+          <w:rFonts w:ascii="Consolas" w:hAnsi="Consolas" w:cs="Consolas"/>
+          <w:i/>
+          <w:color w:val="444444"/>
+          <w:sz w:val="21"/>
+          <w:shd w:val="clear" w:fill="EEEEEE"/>
+        </w:rPr>
+        <w:t>corner2</w:t>
+      </w:r>
+      <w:r>
+        <w:rPr>
+          <w:i/>
+          <w:color w:val="444444"/>
+        </w:rPr>
+        <w:t xml:space="preserve"> are the </w:t>
       </w:r>
       <w:r>
         <w:rPr>
@@ -157,14 +186,14 @@
           <w:i/>
           <w:color w:val="444444"/>
         </w:rPr>
-        <w:t>edge</w:t>
+        <w:t>two corners</w:t>
       </w:r>
       <w:r>
         <w:rPr>
           <w:i/>
           <w:color w:val="444444"/>
         </w:rPr>
-        <w:t xml:space="preserve"> of the box only — the ground inside is left alone.</w:t>
+        <w:t xml:space="preserve"> of the box you fill.</w:t>
       </w:r>
     </w:p>
     <w:p>
@@ -189,7 +218,7 @@
           <w:i/>
           <w:color w:val="444444"/>
         </w:rPr>
-        <w:t xml:space="preserve"> = the </w:t>
+        <w:t xml:space="preserve"> fills the </w:t>
       </w:r>
       <w:r>
         <w:rPr>
@@ -222,14 +251,31 @@
           <w:sz w:val="21"/>
           <w:shd w:val="clear" w:fill="EEEEEE"/>
         </w:rPr>
-        <w:t>FillOperation.HOLLOW</w:t>
+        <w:t>AIR</w:t>
       </w:r>
       <w:r>
         <w:rPr>
           <w:i/>
           <w:color w:val="444444"/>
         </w:rPr>
-        <w:t xml:space="preserve"> = the shell, and the middle is </w:t>
+        <w:t xml:space="preserve"> is a block like any other — filling with </w:t>
+      </w:r>
+      <w:r>
+        <w:rPr>
+          <w:rFonts w:ascii="Consolas" w:hAnsi="Consolas" w:cs="Consolas"/>
+          <w:i/>
+          <w:color w:val="444444"/>
+          <w:sz w:val="21"/>
+          <w:shd w:val="clear" w:fill="EEEEEE"/>
+        </w:rPr>
+        <w:t>AIR</w:t>
+      </w:r>
+      <w:r>
+        <w:rPr>
+          <w:i/>
+          <w:color w:val="444444"/>
+        </w:rPr>
+        <w:t xml:space="preserve"> </w:t>
       </w:r>
       <w:r>
         <w:rPr>
@@ -237,14 +283,14 @@
           <w:i/>
           <w:color w:val="444444"/>
         </w:rPr>
-        <w:t>cleared to air</w:t>
+        <w:t>deletes</w:t>
       </w:r>
       <w:r>
         <w:rPr>
           <w:i/>
           <w:color w:val="444444"/>
         </w:rPr>
-        <w:t>.</w:t>
+        <w:t xml:space="preserve"> what was there.</w:t>
       </w:r>
     </w:p>
     <w:p>
@@ -306,6 +352,120 @@
       <w:pPr>
         <w:keepNext/>
         <w:keepLines/>
+        <w:spacing w:after="60"/>
+        <w:ind w:left="504"/>
+      </w:pPr>
+      <w:r>
+        <w:rPr>
+          <w:rFonts w:ascii="Consolas" w:hAnsi="Consolas" w:cs="Consolas"/>
+          <w:i/>
+          <w:color w:val="444444"/>
+          <w:sz w:val="21"/>
+          <w:shd w:val="clear" w:fill="EEEEEE"/>
+        </w:rPr>
+        <w:t>for i in range(10):</w:t>
+      </w:r>
+      <w:r>
+        <w:rPr>
+          <w:i/>
+          <w:color w:val="444444"/>
+        </w:rPr>
+        <w:t xml:space="preserve"> runs the line under it </w:t>
+      </w:r>
+      <w:r>
+        <w:rPr>
+          <w:b/>
+          <w:i/>
+          <w:color w:val="444444"/>
+        </w:rPr>
+        <w:t>10 times</w:t>
+      </w:r>
+      <w:r>
+        <w:rPr>
+          <w:i/>
+          <w:color w:val="444444"/>
+        </w:rPr>
+        <w:t>.</w:t>
+      </w:r>
+    </w:p>
+    <w:p>
+      <w:pPr>
+        <w:keepNext/>
+        <w:keepLines/>
+        <w:spacing w:after="60"/>
+        <w:ind w:left="504"/>
+      </w:pPr>
+      <w:r>
+        <w:rPr>
+          <w:rFonts w:ascii="Consolas" w:hAnsi="Consolas" w:cs="Consolas"/>
+          <w:i/>
+          <w:color w:val="444444"/>
+          <w:sz w:val="21"/>
+          <w:shd w:val="clear" w:fill="EEEEEE"/>
+        </w:rPr>
+        <w:t>OAK_FENCE</w:t>
+      </w:r>
+      <w:r>
+        <w:rPr>
+          <w:i/>
+          <w:color w:val="444444"/>
+        </w:rPr>
+        <w:t xml:space="preserve"> = the fence. </w:t>
+      </w:r>
+      <w:r>
+        <w:rPr>
+          <w:rFonts w:ascii="Consolas" w:hAnsi="Consolas" w:cs="Consolas"/>
+          <w:i/>
+          <w:color w:val="444444"/>
+          <w:sz w:val="21"/>
+          <w:shd w:val="clear" w:fill="EEEEEE"/>
+        </w:rPr>
+        <w:t>HAY_BLOCK</w:t>
+      </w:r>
+      <w:r>
+        <w:rPr>
+          <w:i/>
+          <w:color w:val="444444"/>
+        </w:rPr>
+        <w:t xml:space="preserve"> = the food. </w:t>
+      </w:r>
+      <w:r>
+        <w:rPr>
+          <w:rFonts w:ascii="Consolas" w:hAnsi="Consolas" w:cs="Consolas"/>
+          <w:i/>
+          <w:color w:val="444444"/>
+          <w:sz w:val="21"/>
+          <w:shd w:val="clear" w:fill="EEEEEE"/>
+        </w:rPr>
+        <w:t>WATER</w:t>
+      </w:r>
+      <w:r>
+        <w:rPr>
+          <w:i/>
+          <w:color w:val="444444"/>
+        </w:rPr>
+        <w:t xml:space="preserve"> = the drink.</w:t>
+      </w:r>
+    </w:p>
+    <w:p>
+      <w:pPr>
+        <w:keepNext/>
+        <w:keepLines/>
+      </w:pPr>
+      <w:r>
+        <w:t xml:space="preserve">These are the tools. </w:t>
+      </w:r>
+      <w:r>
+        <w:rPr>
+          <w:b/>
+        </w:rPr>
+        <w:t>Turning the numbers into parameters is your job.</w:t>
+      </w:r>
+    </w:p>
+    <w:p>
+      <w:pPr>
+        <w:keepNext/>
+        <w:keepLines/>
         <w:pageBreakBefore/>
         <w:spacing w:before="40" w:after="120"/>
       </w:pPr>
@@ -315,7 +475,7 @@
           <w:color w:val="1A4D2E"/>
           <w:sz w:val="30"/>
         </w:rPr>
-        <w:t>1 · How to Use a Helper Function 🧰</w:t>
+        <w:t>1 · Solid, Then Carve 🧱</w:t>
       </w:r>
     </w:p>
     <w:p>
@@ -324,58 +484,125 @@
         <w:keepLines/>
       </w:pPr>
       <w:r>
-        <w:t xml:space="preserve">A </w:t>
+        <w:t xml:space="preserve">There is no "hollow box" block. So you build a box in </w:t>
       </w:r>
       <w:r>
         <w:rPr>
           <w:b/>
         </w:rPr>
-        <w:t>helper function</w:t>
-      </w:r>
-      <w:r>
-        <w:t xml:space="preserve"> does one job. Functions above it </w:t>
-      </w:r>
+        <w:t>two moves</w:t>
+      </w:r>
+      <w:r>
+        <w:t>:</w:t>
+      </w:r>
+    </w:p>
+    <w:p>
+      <w:pPr>
+        <w:spacing w:before="40" w:after="160"/>
+        <w:ind w:left="288"/>
+        <w:keepNext/>
+        <w:keepLines/>
+        <w:shd w:val="clear" w:fill="F4F4F4"/>
+      </w:pPr>
+      <w:r>
+        <w:rPr>
+          <w:rFonts w:ascii="Consolas" w:hAnsi="Consolas" w:cs="Consolas"/>
+          <w:sz w:val="21"/>
+        </w:rPr>
+        <w:t xml:space="preserve">   move 1 — fill it solid          move 2 — carve the middle out</w:t>
+        <w:br/>
+        <w:t xml:space="preserve">      1  2  3  4  5  6                1  2  3  4  5  6</w:t>
+        <w:br/>
+        <w:t xml:space="preserve">   6  ## ## ## ## ## ##            6  ## ## ## ## ## ##</w:t>
+        <w:br/>
+        <w:t xml:space="preserve">   5  ## ## ## ## ## ##            5  ## .  .  .  .  ##</w:t>
+        <w:br/>
+        <w:t xml:space="preserve">   4  ## ## ## ## ## ##     --&gt;    4  ## .  .  .  .  ##</w:t>
+        <w:br/>
+        <w:t xml:space="preserve">   3  ## ## ## ## ## ##            3  ## .  .  .  .  ##</w:t>
+        <w:br/>
+        <w:t xml:space="preserve">   2  ## ## ## ## ## ##            2  ## .  .  .  .  ##</w:t>
+        <w:br/>
+        <w:t xml:space="preserve">   1  ## ## ## ## ## ##            1  ## ## ## ## ## ##</w:t>
+        <w:br/>
+        <w:br/>
+        <w:t xml:space="preserve">      fill OAK_FENCE                  fill AIR, one block in</w:t>
+        <w:br/>
+        <w:t xml:space="preserve">      (1, 1) to (6, 6)                (2, 2) to (5, 5)</w:t>
+      </w:r>
+    </w:p>
+    <w:p>
+      <w:pPr>
+        <w:keepNext/>
+        <w:keepLines/>
+      </w:pPr>
       <w:r>
         <w:rPr>
           <w:b/>
         </w:rPr>
-        <w:t>call</w:t>
-      </w:r>
-      <w:r>
-        <w:t xml:space="preserve"> it. Functions above *those* call </w:t>
+        <w:t>Move 2 is one block inside move 1 on every side.</w:t>
+      </w:r>
+      <w:r>
+        <w:t xml:space="preserve"> The edge it leaves behind is your fence.</w:t>
+      </w:r>
+    </w:p>
+    <w:p>
+      <w:pPr>
+        <w:keepNext/>
+        <w:keepLines/>
+        <w:pageBreakBefore/>
+        <w:spacing w:before="40" w:after="120"/>
+      </w:pPr>
+      <w:r>
+        <w:rPr>
+          <w:b/>
+          <w:color w:val="1A4D2E"/>
+          <w:sz w:val="30"/>
+        </w:rPr>
+        <w:t>2 · Functions 🧩</w:t>
+      </w:r>
+    </w:p>
+    <w:p>
+      <w:pPr>
+        <w:keepNext/>
+        <w:keepLines/>
+        <w:pageBreakBefore/>
+        <w:spacing w:before="40" w:after="120"/>
+      </w:pPr>
+      <w:r>
+        <w:rPr>
+          <w:b/>
+          <w:color w:val="1A4D2E"/>
+          <w:sz w:val="25"/>
+        </w:rPr>
+        <w:t>What a helper function is</w:t>
+      </w:r>
+    </w:p>
+    <w:p>
+      <w:pPr>
+        <w:keepNext/>
+        <w:keepLines/>
+      </w:pPr>
+      <w:r>
+        <w:t xml:space="preserve">|  | </w:t>
       </w:r>
       <w:r>
         <w:rPr>
           <w:b/>
         </w:rPr>
-        <w:t>them</w:t>
-      </w:r>
-      <w:r>
-        <w:t>.</w:t>
-      </w:r>
-    </w:p>
-    <w:p>
-      <w:pPr>
-        <w:keepNext/>
-        <w:keepLines/>
-      </w:pPr>
-      <w:r>
-        <w:t>Four steps, every time:</w:t>
-      </w:r>
-    </w:p>
-    <w:p>
-      <w:pPr>
-        <w:keepNext/>
-        <w:keepLines/>
-      </w:pPr>
+        <w:t>Regular function</w:t>
+      </w:r>
+      <w:r>
+        <w:t xml:space="preserve"> | </w:t>
+      </w:r>
       <w:r>
         <w:rPr>
           <w:b/>
         </w:rPr>
-        <w:t>Step 1 — Find the job that repeats.</w:t>
-      </w:r>
-      <w:r>
-        <w:t xml:space="preserve"> Outer fence, six cages. One job, seven runs.</w:t>
+        <w:t>Helper function</w:t>
+      </w:r>
+      <w:r>
+        <w:t xml:space="preserve"> |</w:t>
       </w:r>
     </w:p>
     <w:p>
@@ -383,14 +610,62 @@
         <w:keepNext/>
         <w:keepLines/>
       </w:pPr>
+      <w:r>
+        <w:t>|---|---|---|</w:t>
+      </w:r>
+    </w:p>
+    <w:p>
+      <w:pPr>
+        <w:keepNext/>
+        <w:keepLines/>
+      </w:pPr>
+      <w:r>
+        <w:t xml:space="preserve">| Who calls it? | </w:t>
+      </w:r>
       <w:r>
         <w:rPr>
           <w:b/>
         </w:rPr>
-        <w:t>Step 2 — Write the job once</w:t>
-      </w:r>
-      <w:r>
-        <w:t xml:space="preserve">, with a name that says the job: </w:t>
+        <w:t>You</w:t>
+      </w:r>
+      <w:r>
+        <w:t xml:space="preserve"> do. You type it and run it. | </w:t>
+      </w:r>
+      <w:r>
+        <w:rPr>
+          <w:b/>
+        </w:rPr>
+        <w:t>Another function</w:t>
+      </w:r>
+      <w:r>
+        <w:t xml:space="preserve"> does. |</w:t>
+      </w:r>
+    </w:p>
+    <w:p>
+      <w:pPr>
+        <w:keepNext/>
+        <w:keepLines/>
+      </w:pPr>
+      <w:r>
+        <w:t xml:space="preserve">| How big is the job? | The whole thing. | </w:t>
+      </w:r>
+      <w:r>
+        <w:rPr>
+          <w:b/>
+        </w:rPr>
+        <w:t>One</w:t>
+      </w:r>
+      <w:r>
+        <w:t xml:space="preserve"> small job. |</w:t>
+      </w:r>
+    </w:p>
+    <w:p>
+      <w:pPr>
+        <w:keepNext/>
+        <w:keepLines/>
+      </w:pPr>
+      <w:r>
+        <w:t xml:space="preserve">| In your zoo | </w:t>
       </w:r>
       <w:r>
         <w:rPr>
@@ -398,10 +673,123 @@
           <w:sz w:val="21"/>
           <w:shd w:val="clear" w:fill="EEEEEE"/>
         </w:rPr>
-        <w:t>build_fence</w:t>
-      </w:r>
-      <w:r>
-        <w:t>.</w:t>
+        <w:t>build_zoo</w:t>
+      </w:r>
+      <w:r>
+        <w:t xml:space="preserve"> | </w:t>
+      </w:r>
+      <w:r>
+        <w:rPr>
+          <w:rFonts w:ascii="Consolas" w:hAnsi="Consolas" w:cs="Consolas"/>
+          <w:sz w:val="21"/>
+          <w:shd w:val="clear" w:fill="EEEEEE"/>
+        </w:rPr>
+        <w:t>fence</w:t>
+      </w:r>
+      <w:r>
+        <w:t xml:space="preserve"> · </w:t>
+      </w:r>
+      <w:r>
+        <w:rPr>
+          <w:rFonts w:ascii="Consolas" w:hAnsi="Consolas" w:cs="Consolas"/>
+          <w:sz w:val="21"/>
+          <w:shd w:val="clear" w:fill="EEEEEE"/>
+        </w:rPr>
+        <w:t>feed_area</w:t>
+      </w:r>
+      <w:r>
+        <w:t xml:space="preserve"> |</w:t>
+      </w:r>
+    </w:p>
+    <w:p>
+      <w:pPr>
+        <w:keepNext/>
+        <w:keepLines/>
+      </w:pPr>
+      <w:r>
+        <w:t xml:space="preserve">| Written differently? | No — same </w:t>
+      </w:r>
+      <w:r>
+        <w:rPr>
+          <w:rFonts w:ascii="Consolas" w:hAnsi="Consolas" w:cs="Consolas"/>
+          <w:sz w:val="21"/>
+          <w:shd w:val="clear" w:fill="EEEEEE"/>
+        </w:rPr>
+        <w:t>def</w:t>
+      </w:r>
+      <w:r>
+        <w:t xml:space="preserve">. | No — same </w:t>
+      </w:r>
+      <w:r>
+        <w:rPr>
+          <w:rFonts w:ascii="Consolas" w:hAnsi="Consolas" w:cs="Consolas"/>
+          <w:sz w:val="21"/>
+          <w:shd w:val="clear" w:fill="EEEEEE"/>
+        </w:rPr>
+        <w:t>def</w:t>
+      </w:r>
+      <w:r>
+        <w:t>. |</w:t>
+      </w:r>
+    </w:p>
+    <w:p>
+      <w:pPr>
+        <w:keepNext/>
+        <w:keepLines/>
+        <w:spacing w:after="60"/>
+        <w:ind w:left="504"/>
+      </w:pPr>
+      <w:r>
+        <w:rPr>
+          <w:i/>
+          <w:color w:val="444444"/>
+        </w:rPr>
+        <w:t xml:space="preserve">⚠️ There is </w:t>
+      </w:r>
+      <w:r>
+        <w:rPr>
+          <w:b/>
+          <w:i/>
+          <w:color w:val="444444"/>
+        </w:rPr>
+        <w:t>no special keyword</w:t>
+      </w:r>
+      <w:r>
+        <w:rPr>
+          <w:i/>
+          <w:color w:val="444444"/>
+        </w:rPr>
+        <w:t xml:space="preserve"> for a helper. A helper is just a function that </w:t>
+      </w:r>
+      <w:r>
+        <w:rPr>
+          <w:b/>
+          <w:i/>
+          <w:color w:val="444444"/>
+        </w:rPr>
+        <w:t>other functions use</w:t>
+      </w:r>
+      <w:r>
+        <w:rPr>
+          <w:i/>
+          <w:color w:val="444444"/>
+        </w:rPr>
+        <w:t xml:space="preserve">. The word describes its </w:t>
+      </w:r>
+      <w:r>
+        <w:rPr>
+          <w:b/>
+          <w:i/>
+          <w:color w:val="444444"/>
+        </w:rPr>
+        <w:t>job</w:t>
+      </w:r>
+      <w:r>
+        <w:rPr>
+          <w:i/>
+          <w:color w:val="444444"/>
+        </w:rPr>
+        <w:t>, not its code.</w:t>
       </w:r>
     </w:p>
     <w:p>
@@ -413,25 +801,307 @@
         <w:rPr>
           <w:b/>
         </w:rPr>
-        <w:t>Step 3 — Put every changing part in the brackets.</w:t>
-      </w:r>
-      <w:r>
-        <w:t xml:space="preserve"> Material and four corners. Nothing fixed inside the helper.</w:t>
+        <w:t>How to tell them apart:</w:t>
+      </w:r>
+      <w:r>
+        <w:t xml:space="preserve"> look at who calls it. If you type it yourself, it's the regular one. If only other functions type it, it's a helper.</w:t>
       </w:r>
     </w:p>
     <w:p>
       <w:pPr>
         <w:keepNext/>
         <w:keepLines/>
-      </w:pPr>
+        <w:pageBreakBefore/>
+        <w:spacing w:before="40" w:after="120"/>
+      </w:pPr>
+      <w:r>
+        <w:rPr>
+          <w:b/>
+          <w:color w:val="1A4D2E"/>
+          <w:sz w:val="25"/>
+        </w:rPr>
+        <w:t>Functions inside functions 🪆</w:t>
+      </w:r>
+    </w:p>
+    <w:p>
+      <w:pPr>
+        <w:keepNext/>
+        <w:keepLines/>
+      </w:pPr>
+      <w:r>
+        <w:t xml:space="preserve">A function can </w:t>
+      </w:r>
       <w:r>
         <w:rPr>
           <w:b/>
         </w:rPr>
-        <w:t>Step 4 — Call it</w:t>
-      </w:r>
-      <w:r>
-        <w:t xml:space="preserve"> from wherever the job is needed. </w:t>
+        <w:t>call</w:t>
+      </w:r>
+      <w:r>
+        <w:t xml:space="preserve"> another function. When it does, it </w:t>
+      </w:r>
+      <w:r>
+        <w:rPr>
+          <w:b/>
+        </w:rPr>
+        <w:t>stops and waits</w:t>
+      </w:r>
+      <w:r>
+        <w:t xml:space="preserve"> — the second function runs all the way to the end, then the first one carries on from where it stopped.</w:t>
+      </w:r>
+    </w:p>
+    <w:p>
+      <w:pPr>
+        <w:keepNext/>
+        <w:keepLines/>
+      </w:pPr>
+      <w:r>
+        <w:t xml:space="preserve">Follow the arrows. </w:t>
+      </w:r>
+      <w:r>
+        <w:rPr>
+          <w:rFonts w:ascii="Consolas" w:hAnsi="Consolas" w:cs="Consolas"/>
+          <w:sz w:val="21"/>
+          <w:shd w:val="clear" w:fill="EEEEEE"/>
+        </w:rPr>
+        <w:t>--&gt;</w:t>
+      </w:r>
+      <w:r>
+        <w:t xml:space="preserve"> means *go into*. </w:t>
+      </w:r>
+      <w:r>
+        <w:rPr>
+          <w:rFonts w:ascii="Consolas" w:hAnsi="Consolas" w:cs="Consolas"/>
+          <w:sz w:val="21"/>
+          <w:shd w:val="clear" w:fill="EEEEEE"/>
+        </w:rPr>
+        <w:t>&lt;--</w:t>
+      </w:r>
+      <w:r>
+        <w:t xml:space="preserve"> means *finished, come back*.</w:t>
+      </w:r>
+    </w:p>
+    <w:p>
+      <w:pPr>
+        <w:spacing w:before="40" w:after="160"/>
+        <w:ind w:left="288"/>
+        <w:keepNext/>
+        <w:keepLines/>
+        <w:shd w:val="clear" w:fill="F4F4F4"/>
+      </w:pPr>
+      <w:r>
+        <w:rPr>
+          <w:rFonts w:ascii="Consolas" w:hAnsi="Consolas" w:cs="Consolas"/>
+          <w:sz w:val="21"/>
+        </w:rPr>
+        <w:t xml:space="preserve">   YOU TYPE:  build_zoo(2, 2, 12, 12)</w:t>
+        <w:br/>
+        <w:t xml:space="preserve">        |</w:t>
+        <w:br/>
+        <w:t xml:space="preserve">        |  line 1 --&gt; fence(OAK_FENCE, 2, 2, 12, 12)         [level 1]</w:t>
+        <w:br/>
+        <w:t xml:space="preserve">        |                  |-- fills the outer box</w:t>
+        <w:br/>
+        <w:t xml:space="preserve">        |             &lt;-- back to build_zoo</w:t>
+        <w:br/>
+        <w:t xml:space="preserve">        |</w:t>
+        <w:br/>
+        <w:t xml:space="preserve">        |  line 2 --&gt; build_cage(CHICKEN, 1, 1, 10, 10)      [level 1]</w:t>
+        <w:br/>
+        <w:t xml:space="preserve">        |                  |</w:t>
+        <w:br/>
+        <w:t xml:space="preserve">        |                  |--&gt; fence(OAK_FENCE, 1, 1, 10, 10)   [level 2]</w:t>
+        <w:br/>
+        <w:t xml:space="preserve">        |                  |         |-- the SAME helper, smaller</w:t>
+        <w:br/>
+        <w:t xml:space="preserve">        |                  |    &lt;-- back to build_cage</w:t>
+        <w:br/>
+        <w:t xml:space="preserve">        |                  |</w:t>
+        <w:br/>
+        <w:t xml:space="preserve">        |                  |-- for i in range(10): spawn CHICKEN</w:t>
+        <w:br/>
+        <w:t xml:space="preserve">        |                  |</w:t>
+        <w:br/>
+        <w:t xml:space="preserve">        |                  |--&gt; feed_area(1, 1)                  [level 2]</w:t>
+        <w:br/>
+        <w:t xml:space="preserve">        |                  |         |-- hay, then sunken water</w:t>
+        <w:br/>
+        <w:t xml:space="preserve">        |                  |    &lt;-- back to build_cage</w:t>
+        <w:br/>
+        <w:t xml:space="preserve">        |             &lt;-- back to build_zoo</w:t>
+        <w:br/>
+        <w:t xml:space="preserve">        |</w:t>
+        <w:br/>
+        <w:t xml:space="preserve">        |  line 3 --&gt; build_cage(COW, 13, 1, 22, 10)</w:t>
+        <w:br/>
+        <w:t xml:space="preserve">        v             &lt;-- ... and so on, six times</w:t>
+      </w:r>
+    </w:p>
+    <w:p>
+      <w:pPr>
+        <w:keepNext/>
+        <w:keepLines/>
+      </w:pPr>
+      <w:r>
+        <w:rPr>
+          <w:b/>
+        </w:rPr>
+        <w:t>The rule: nothing is skipped.</w:t>
+      </w:r>
+      <w:r>
+        <w:t xml:space="preserve"> </w:t>
+      </w:r>
+      <w:r>
+        <w:rPr>
+          <w:rFonts w:ascii="Consolas" w:hAnsi="Consolas" w:cs="Consolas"/>
+          <w:sz w:val="21"/>
+          <w:shd w:val="clear" w:fill="EEEEEE"/>
+        </w:rPr>
+        <w:t>build_zoo</w:t>
+      </w:r>
+      <w:r>
+        <w:t xml:space="preserve"> cannot get to its next line until the function it called has completely finished.</w:t>
+      </w:r>
+    </w:p>
+    <w:p>
+      <w:pPr>
+        <w:keepNext/>
+        <w:keepLines/>
+      </w:pPr>
+      <w:r>
+        <w:rPr>
+          <w:b/>
+        </w:rPr>
+        <w:t>Work it out step by step:</w:t>
+      </w:r>
+    </w:p>
+    <w:p>
+      <w:pPr>
+        <w:keepNext/>
+        <w:keepLines/>
+      </w:pPr>
+      <w:r>
+        <w:rPr>
+          <w:b/>
+        </w:rPr>
+        <w:t>Step 1.</w:t>
+      </w:r>
+      <w:r>
+        <w:t xml:space="preserve"> You type </w:t>
+      </w:r>
+      <w:r>
+        <w:rPr>
+          <w:rFonts w:ascii="Consolas" w:hAnsi="Consolas" w:cs="Consolas"/>
+          <w:sz w:val="21"/>
+          <w:shd w:val="clear" w:fill="EEEEEE"/>
+        </w:rPr>
+        <w:t>build_zoo(2, 2, 12, 12)</w:t>
+      </w:r>
+      <w:r>
+        <w:t>. One call. Everything else follows from it.</w:t>
+      </w:r>
+    </w:p>
+    <w:p>
+      <w:pPr>
+        <w:keepNext/>
+        <w:keepLines/>
+      </w:pPr>
+      <w:r>
+        <w:rPr>
+          <w:b/>
+        </w:rPr>
+        <w:t>Step 2.</w:t>
+      </w:r>
+      <w:r>
+        <w:t xml:space="preserve"> </w:t>
+      </w:r>
+      <w:r>
+        <w:rPr>
+          <w:rFonts w:ascii="Consolas" w:hAnsi="Consolas" w:cs="Consolas"/>
+          <w:sz w:val="21"/>
+          <w:shd w:val="clear" w:fill="EEEEEE"/>
+        </w:rPr>
+        <w:t>build_zoo</w:t>
+      </w:r>
+      <w:r>
+        <w:t xml:space="preserve"> calls </w:t>
+      </w:r>
+      <w:r>
+        <w:rPr>
+          <w:rFonts w:ascii="Consolas" w:hAnsi="Consolas" w:cs="Consolas"/>
+          <w:sz w:val="21"/>
+          <w:shd w:val="clear" w:fill="EEEEEE"/>
+        </w:rPr>
+        <w:t>fence</w:t>
+      </w:r>
+      <w:r>
+        <w:t xml:space="preserve">. </w:t>
+      </w:r>
+      <w:r>
+        <w:rPr>
+          <w:rFonts w:ascii="Consolas" w:hAnsi="Consolas" w:cs="Consolas"/>
+          <w:sz w:val="21"/>
+          <w:shd w:val="clear" w:fill="EEEEEE"/>
+        </w:rPr>
+        <w:t>build_zoo</w:t>
+      </w:r>
+      <w:r>
+        <w:t xml:space="preserve"> </w:t>
+      </w:r>
+      <w:r>
+        <w:rPr>
+          <w:b/>
+        </w:rPr>
+        <w:t>pauses</w:t>
+      </w:r>
+      <w:r>
+        <w:t xml:space="preserve"> — one function waiting.</w:t>
+      </w:r>
+    </w:p>
+    <w:p>
+      <w:pPr>
+        <w:keepNext/>
+        <w:keepLines/>
+      </w:pPr>
+      <w:r>
+        <w:rPr>
+          <w:b/>
+        </w:rPr>
+        <w:t>Step 3.</w:t>
+      </w:r>
+      <w:r>
+        <w:t xml:space="preserve"> </w:t>
+      </w:r>
+      <w:r>
+        <w:rPr>
+          <w:rFonts w:ascii="Consolas" w:hAnsi="Consolas" w:cs="Consolas"/>
+          <w:sz w:val="21"/>
+          <w:shd w:val="clear" w:fill="EEEEEE"/>
+        </w:rPr>
+        <w:t>fence</w:t>
+      </w:r>
+      <w:r>
+        <w:t xml:space="preserve"> ends. </w:t>
+      </w:r>
+      <w:r>
+        <w:rPr>
+          <w:rFonts w:ascii="Consolas" w:hAnsi="Consolas" w:cs="Consolas"/>
+          <w:sz w:val="21"/>
+          <w:shd w:val="clear" w:fill="EEEEEE"/>
+        </w:rPr>
+        <w:t>build_zoo</w:t>
+      </w:r>
+      <w:r>
+        <w:t xml:space="preserve"> </w:t>
+      </w:r>
+      <w:r>
+        <w:rPr>
+          <w:b/>
+        </w:rPr>
+        <w:t>resumes</w:t>
+      </w:r>
+      <w:r>
+        <w:t xml:space="preserve"> at line 2 and calls </w:t>
       </w:r>
       <w:r>
         <w:rPr>
@@ -442,7 +1112,53 @@
         <w:t>build_cage</w:t>
       </w:r>
       <w:r>
-        <w:t xml:space="preserve"> calls it. </w:t>
+        <w:t>.</w:t>
+      </w:r>
+    </w:p>
+    <w:p>
+      <w:pPr>
+        <w:keepNext/>
+        <w:keepLines/>
+      </w:pPr>
+      <w:r>
+        <w:rPr>
+          <w:b/>
+        </w:rPr>
+        <w:t>Step 4.</w:t>
+      </w:r>
+      <w:r>
+        <w:t xml:space="preserve"> </w:t>
+      </w:r>
+      <w:r>
+        <w:rPr>
+          <w:rFonts w:ascii="Consolas" w:hAnsi="Consolas" w:cs="Consolas"/>
+          <w:sz w:val="21"/>
+          <w:shd w:val="clear" w:fill="EEEEEE"/>
+        </w:rPr>
+        <w:t>build_cage</w:t>
+      </w:r>
+      <w:r>
+        <w:t xml:space="preserve"> calls </w:t>
+      </w:r>
+      <w:r>
+        <w:rPr>
+          <w:rFonts w:ascii="Consolas" w:hAnsi="Consolas" w:cs="Consolas"/>
+          <w:sz w:val="21"/>
+          <w:shd w:val="clear" w:fill="EEEEEE"/>
+        </w:rPr>
+        <w:t>fence</w:t>
+      </w:r>
+      <w:r>
+        <w:t xml:space="preserve">. Now </w:t>
+      </w:r>
+      <w:r>
+        <w:rPr>
+          <w:b/>
+        </w:rPr>
+        <w:t>two</w:t>
+      </w:r>
+      <w:r>
+        <w:t xml:space="preserve"> are paused: </w:t>
       </w:r>
       <w:r>
         <w:rPr>
@@ -453,7 +1169,64 @@
         <w:t>build_zoo</w:t>
       </w:r>
       <w:r>
-        <w:t xml:space="preserve"> calls it. </w:t>
+        <w:t xml:space="preserve"> *and* </w:t>
+      </w:r>
+      <w:r>
+        <w:rPr>
+          <w:rFonts w:ascii="Consolas" w:hAnsi="Consolas" w:cs="Consolas"/>
+          <w:sz w:val="21"/>
+          <w:shd w:val="clear" w:fill="EEEEEE"/>
+        </w:rPr>
+        <w:t>build_cage</w:t>
+      </w:r>
+      <w:r>
+        <w:t>. This is the chain at its deepest.</w:t>
+      </w:r>
+    </w:p>
+    <w:p>
+      <w:pPr>
+        <w:keepNext/>
+        <w:keepLines/>
+      </w:pPr>
+      <w:r>
+        <w:rPr>
+          <w:b/>
+        </w:rPr>
+        <w:t>Step 5.</w:t>
+      </w:r>
+      <w:r>
+        <w:t xml:space="preserve"> </w:t>
+      </w:r>
+      <w:r>
+        <w:rPr>
+          <w:rFonts w:ascii="Consolas" w:hAnsi="Consolas" w:cs="Consolas"/>
+          <w:sz w:val="21"/>
+          <w:shd w:val="clear" w:fill="EEEEEE"/>
+        </w:rPr>
+        <w:t>fence</w:t>
+      </w:r>
+      <w:r>
+        <w:t xml:space="preserve"> ends → control returns to </w:t>
+      </w:r>
+      <w:r>
+        <w:rPr>
+          <w:rFonts w:ascii="Consolas" w:hAnsi="Consolas" w:cs="Consolas"/>
+          <w:sz w:val="21"/>
+          <w:shd w:val="clear" w:fill="EEEEEE"/>
+        </w:rPr>
+        <w:t>build_cage</w:t>
+      </w:r>
+      <w:r>
+        <w:t xml:space="preserve">, </w:t>
+      </w:r>
+      <w:r>
+        <w:rPr>
+          <w:b/>
+        </w:rPr>
+        <w:t>not</w:t>
+      </w:r>
+      <w:r>
+        <w:t xml:space="preserve"> to </w:t>
       </w:r>
       <w:r>
         <w:rPr>
@@ -464,7 +1237,31 @@
         <w:t>build_zoo</w:t>
       </w:r>
       <w:r>
-        <w:t xml:space="preserve"> also calls </w:t>
+        <w:t xml:space="preserve">. A function always returns to </w:t>
+      </w:r>
+      <w:r>
+        <w:rPr>
+          <w:b/>
+        </w:rPr>
+        <w:t>whoever called it</w:t>
+      </w:r>
+      <w:r>
+        <w:t>.</w:t>
+      </w:r>
+    </w:p>
+    <w:p>
+      <w:pPr>
+        <w:keepNext/>
+        <w:keepLines/>
+      </w:pPr>
+      <w:r>
+        <w:rPr>
+          <w:b/>
+        </w:rPr>
+        <w:t>Step 6.</w:t>
+      </w:r>
+      <w:r>
+        <w:t xml:space="preserve"> </w:t>
       </w:r>
       <w:r>
         <w:rPr>
@@ -475,7 +1272,235 @@
         <w:t>build_cage</w:t>
       </w:r>
       <w:r>
-        <w:t xml:space="preserve"> — a chain three levels deep.</w:t>
+        <w:t xml:space="preserve"> spawns, calls </w:t>
+      </w:r>
+      <w:r>
+        <w:rPr>
+          <w:rFonts w:ascii="Consolas" w:hAnsi="Consolas" w:cs="Consolas"/>
+          <w:sz w:val="21"/>
+          <w:shd w:val="clear" w:fill="EEEEEE"/>
+        </w:rPr>
+        <w:t>feed_area</w:t>
+      </w:r>
+      <w:r>
+        <w:t>, waits again, gets control back, and ends.</w:t>
+      </w:r>
+    </w:p>
+    <w:p>
+      <w:pPr>
+        <w:keepNext/>
+        <w:keepLines/>
+      </w:pPr>
+      <w:r>
+        <w:rPr>
+          <w:b/>
+        </w:rPr>
+        <w:t>Step 7.</w:t>
+      </w:r>
+      <w:r>
+        <w:t xml:space="preserve"> Only *now* does </w:t>
+      </w:r>
+      <w:r>
+        <w:rPr>
+          <w:rFonts w:ascii="Consolas" w:hAnsi="Consolas" w:cs="Consolas"/>
+          <w:sz w:val="21"/>
+          <w:shd w:val="clear" w:fill="EEEEEE"/>
+        </w:rPr>
+        <w:t>build_zoo</w:t>
+      </w:r>
+      <w:r>
+        <w:t xml:space="preserve"> reach line 3.</w:t>
+      </w:r>
+    </w:p>
+    <w:p>
+      <w:pPr>
+        <w:keepNext/>
+        <w:keepLines/>
+      </w:pPr>
+      <w:r>
+        <w:rPr>
+          <w:b/>
+        </w:rPr>
+        <w:t>Count it up:</w:t>
+      </w:r>
+      <w:r>
+        <w:t xml:space="preserve"> one </w:t>
+      </w:r>
+      <w:r>
+        <w:rPr>
+          <w:rFonts w:ascii="Consolas" w:hAnsi="Consolas" w:cs="Consolas"/>
+          <w:sz w:val="21"/>
+          <w:shd w:val="clear" w:fill="EEEEEE"/>
+        </w:rPr>
+        <w:t>build_zoo</w:t>
+      </w:r>
+      <w:r>
+        <w:t xml:space="preserve">, seven </w:t>
+      </w:r>
+      <w:r>
+        <w:rPr>
+          <w:rFonts w:ascii="Consolas" w:hAnsi="Consolas" w:cs="Consolas"/>
+          <w:sz w:val="21"/>
+          <w:shd w:val="clear" w:fill="EEEEEE"/>
+        </w:rPr>
+        <w:t>fence</w:t>
+      </w:r>
+      <w:r>
+        <w:t xml:space="preserve"> runs, six </w:t>
+      </w:r>
+      <w:r>
+        <w:rPr>
+          <w:rFonts w:ascii="Consolas" w:hAnsi="Consolas" w:cs="Consolas"/>
+          <w:sz w:val="21"/>
+          <w:shd w:val="clear" w:fill="EEEEEE"/>
+        </w:rPr>
+        <w:t>build_cage</w:t>
+      </w:r>
+      <w:r>
+        <w:t xml:space="preserve"> runs, six </w:t>
+      </w:r>
+      <w:r>
+        <w:rPr>
+          <w:rFonts w:ascii="Consolas" w:hAnsi="Consolas" w:cs="Consolas"/>
+          <w:sz w:val="21"/>
+          <w:shd w:val="clear" w:fill="EEEEEE"/>
+        </w:rPr>
+        <w:t>feed_area</w:t>
+      </w:r>
+      <w:r>
+        <w:t xml:space="preserve"> runs. You wrote each function </w:t>
+      </w:r>
+      <w:r>
+        <w:rPr>
+          <w:b/>
+        </w:rPr>
+        <w:t>once</w:t>
+      </w:r>
+      <w:r>
+        <w:t>.</w:t>
+      </w:r>
+    </w:p>
+    <w:p>
+      <w:pPr>
+        <w:keepNext/>
+        <w:keepLines/>
+        <w:pageBreakBefore/>
+        <w:spacing w:before="40" w:after="120"/>
+      </w:pPr>
+      <w:r>
+        <w:rPr>
+          <w:b/>
+          <w:color w:val="1A4D2E"/>
+          <w:sz w:val="25"/>
+        </w:rPr>
+        <w:t>How to write a helper 🧰</w:t>
+      </w:r>
+    </w:p>
+    <w:p>
+      <w:pPr>
+        <w:keepNext/>
+        <w:keepLines/>
+      </w:pPr>
+      <w:r>
+        <w:t>Four steps, every time:</w:t>
+      </w:r>
+    </w:p>
+    <w:p>
+      <w:pPr>
+        <w:keepNext/>
+        <w:keepLines/>
+      </w:pPr>
+      <w:r>
+        <w:rPr>
+          <w:b/>
+        </w:rPr>
+        <w:t>Step 1 — Find the job that repeats.</w:t>
+      </w:r>
+      <w:r>
+        <w:t xml:space="preserve"> The zoo fence is a box. Every cage is a box. One job, seven runs.</w:t>
+      </w:r>
+    </w:p>
+    <w:p>
+      <w:pPr>
+        <w:keepNext/>
+        <w:keepLines/>
+      </w:pPr>
+      <w:r>
+        <w:rPr>
+          <w:b/>
+        </w:rPr>
+        <w:t>Step 2 — Write the job once.</w:t>
+      </w:r>
+      <w:r>
+        <w:t xml:space="preserve"> Give it a name that says the job.</w:t>
+      </w:r>
+    </w:p>
+    <w:p>
+      <w:pPr>
+        <w:keepNext/>
+        <w:keepLines/>
+      </w:pPr>
+      <w:r>
+        <w:rPr>
+          <w:b/>
+        </w:rPr>
+        <w:t>Step 3 — Put the changing parts in the brackets.</w:t>
+      </w:r>
+      <w:r>
+        <w:t xml:space="preserve"> Those become </w:t>
+      </w:r>
+      <w:r>
+        <w:rPr>
+          <w:b/>
+        </w:rPr>
+        <w:t>parameters</w:t>
+      </w:r>
+      <w:r>
+        <w:t>.</w:t>
+      </w:r>
+    </w:p>
+    <w:p>
+      <w:pPr>
+        <w:keepNext/>
+        <w:keepLines/>
+      </w:pPr>
+      <w:r>
+        <w:rPr>
+          <w:b/>
+        </w:rPr>
+        <w:t>Step 4 — Call it</w:t>
+      </w:r>
+      <w:r>
+        <w:t>, with different arguments each time.</w:t>
+      </w:r>
+    </w:p>
+    <w:p>
+      <w:pPr>
+        <w:keepNext/>
+        <w:keepLines/>
+      </w:pPr>
+      <w:r>
+        <w:t xml:space="preserve">Here is the </w:t>
+      </w:r>
+      <w:r>
+        <w:rPr>
+          <w:b/>
+        </w:rPr>
+        <w:t>plan</w:t>
+      </w:r>
+      <w:r>
+        <w:t xml:space="preserve"> for </w:t>
+      </w:r>
+      <w:r>
+        <w:rPr>
+          <w:rFonts w:ascii="Consolas" w:hAnsi="Consolas" w:cs="Consolas"/>
+          <w:sz w:val="21"/>
+          <w:shd w:val="clear" w:fill="EEEEEE"/>
+        </w:rPr>
+        <w:t>build_cage</w:t>
+      </w:r>
+      <w:r>
+        <w:t>. The code is yours to write — this is only the order of the jobs:</w:t>
       </w:r>
     </w:p>
     <w:p>
@@ -491,43 +1516,49 @@
           <w:rFonts w:ascii="Consolas" w:hAnsi="Consolas" w:cs="Consolas"/>
           <w:sz w:val="21"/>
         </w:rPr>
-        <w:t xml:space="preserve">   build_zoo(0)</w:t>
+        <w:t>def build_cage(animal, x, z, x2, z2):</w:t>
         <w:br/>
-        <w:t xml:space="preserve">        │</w:t>
+        <w:t xml:space="preserve">    # 1. fill a solid box of fence, corner to corner</w:t>
         <w:br/>
-        <w:t xml:space="preserve">        ├─▶ build_fence(OAK_FENCE, 0, 18, 0, 12)      ← the outer fence</w:t>
+        <w:t xml:space="preserve">    # 2. carve the middle back to AIR, one block in</w:t>
         <w:br/>
-        <w:t xml:space="preserve">        │</w:t>
+        <w:t xml:space="preserve">    # 3. put the animal inside</w:t>
         <w:br/>
-        <w:t xml:space="preserve">        ├─▶ build_cage(CHICKEN, OAK_FENCE, 2, 4, 2, 4)</w:t>
-        <w:br/>
-        <w:t xml:space="preserve">        │        ├─▶ build_fence(OAK_FENCE, 2, 4, 2, 4)   ← the SAME helper</w:t>
-        <w:br/>
-        <w:t xml:space="preserve">        │        └─▶ spawn CHICKEN</w:t>
-        <w:br/>
-        <w:t xml:space="preserve">        │        (× 6 animals)</w:t>
-        <w:br/>
-        <w:t xml:space="preserve">        │</w:t>
-        <w:br/>
-        <w:t xml:space="preserve">        └─▶ build_feeding_area(14, 17, 4, 8)</w:t>
+        <w:t xml:space="preserve">    # 4. add the feeding area</w:t>
       </w:r>
     </w:p>
     <w:p>
       <w:pPr>
         <w:keepNext/>
         <w:keepLines/>
-      </w:pPr>
-      <w:r>
-        <w:t xml:space="preserve">Here is the helper. It takes </w:t>
+        <w:pageBreakBefore/>
+        <w:spacing w:before="40" w:after="120"/>
+      </w:pPr>
+      <w:r>
+        <w:rPr>
+          <w:b/>
+          <w:color w:val="1A4D2E"/>
+          <w:sz w:val="30"/>
+        </w:rPr>
+        <w:t>3 · Predict 🔮</w:t>
+      </w:r>
+    </w:p>
+    <w:p>
+      <w:pPr>
+        <w:keepNext/>
+        <w:keepLines/>
+      </w:pPr>
+      <w:r>
+        <w:t xml:space="preserve">Read each one. Write what happens </w:t>
       </w:r>
       <w:r>
         <w:rPr>
           <w:b/>
         </w:rPr>
-        <w:t>four corners</w:t>
-      </w:r>
-      <w:r>
-        <w:t>, so the caller decides where the box sits and how big it is:</w:t>
+        <w:t>and the reason</w:t>
+      </w:r>
+      <w:r>
+        <w:t>.</w:t>
       </w:r>
     </w:p>
     <w:p>
@@ -543,9 +1574,11 @@
           <w:rFonts w:ascii="Consolas" w:hAnsi="Consolas" w:cs="Consolas"/>
           <w:sz w:val="21"/>
         </w:rPr>
-        <w:t>def build_fence(fence, x1, x2, z1, z2):</w:t>
+        <w:t>blocks.fill(OAK_FENCE, pos(1, 0, 1), pos(10, 0, 10),</w:t>
         <w:br/>
-        <w:t xml:space="preserve">    blocks.fill(fence, pos(x1, 0, z1), pos(x2, 0, z2), FillOperation.OUTLINE)</w:t>
+        <w:t xml:space="preserve">    FillOperation.REPLACE)</w:t>
+        <w:br/>
+        <w:t>blocks.fill(AIR, pos(2, 0, 2), pos(9, 0, 9), FillOperation.REPLACE)</w:t>
       </w:r>
     </w:p>
     <w:p>
@@ -557,7 +1590,7 @@
         <w:rPr>
           <w:b/>
         </w:rPr>
-        <w:t>One helper runs seven times per zoo, at two different sizes. What would you have to change if every fence in the zoo had to become `BIRCH_FENCE`?</w:t>
+        <w:t>What is left, how thick is it, and why is move 2 inset by exactly one?</w:t>
       </w:r>
     </w:p>
     <w:p>
@@ -614,31 +1647,6 @@
     </w:p>
     <w:p>
       <w:pPr>
-        <w:keepNext/>
-        <w:keepLines/>
-        <w:pageBreakBefore/>
-        <w:spacing w:before="40" w:after="120"/>
-      </w:pPr>
-      <w:r>
-        <w:rPr>
-          <w:b/>
-          <w:color w:val="1A4D2E"/>
-          <w:sz w:val="30"/>
-        </w:rPr>
-        <w:t>2 · Predict 🔮</w:t>
-      </w:r>
-    </w:p>
-    <w:p>
-      <w:pPr>
-        <w:keepNext/>
-        <w:keepLines/>
-      </w:pPr>
-      <w:r>
-        <w:t>Read each function. Write what you think happens.</w:t>
-      </w:r>
-    </w:p>
-    <w:p>
-      <w:pPr>
         <w:spacing w:before="40" w:after="160"/>
         <w:ind w:left="288"/>
         <w:keepNext/>
@@ -650,14 +1658,16 @@
           <w:rFonts w:ascii="Consolas" w:hAnsi="Consolas" w:cs="Consolas"/>
           <w:sz w:val="21"/>
         </w:rPr>
-        <w:t>def build_cage(animal, fence, x1, x2, z1, z2):</w:t>
+        <w:t>def fence(fence, x, z, x2, z2):</w:t>
         <w:br/>
-        <w:t xml:space="preserve">    build_fence(fence, x1, x2, z1, z2)</w:t>
+        <w:t xml:space="preserve">    corner1 = pos(x - 5, 0, z - 5)</w:t>
         <w:br/>
-        <w:t xml:space="preserve">    mobs.spawn(animal, pos(x1 + 1, 1, z1 + 1))</w:t>
+        <w:t xml:space="preserve">    corner2 = pos(x2 + 25, 0, z2 + 25)</w:t>
+        <w:br/>
+        <w:t xml:space="preserve">    ...</w:t>
         <w:br/>
         <w:br/>
-        <w:t>build_cage(SHEEP, OAK_FENCE, 6, 8, 2, 4)</w:t>
+        <w:t>fence(OAK_FENCE, 2, 2, 12, 12)</w:t>
       </w:r>
     </w:p>
     <w:p>
@@ -669,7 +1679,7 @@
         <w:rPr>
           <w:b/>
         </w:rPr>
-        <w:t>Which lines run, and in what order? Which value lands in `x2`, and which never reaches `build_fence` at all?</w:t>
+        <w:t>Which corners does this box actually get? They are not the ones passed in — work them out, and explain what the `- 5` and `+ 25` are doing.</w:t>
       </w:r>
     </w:p>
     <w:p>
@@ -737,22 +1747,9 @@
           <w:rFonts w:ascii="Consolas" w:hAnsi="Consolas" w:cs="Consolas"/>
           <w:sz w:val="21"/>
         </w:rPr>
-        <w:t>def build_zoo(x):</w:t>
+        <w:t>for i in range(10):</w:t>
         <w:br/>
-        <w:t xml:space="preserve">    build_fence(OAK_FENCE, x, x + 18, 0, 12)</w:t>
-        <w:br/>
-        <w:t xml:space="preserve">    build_cage(CHICKEN, OAK_FENCE, x + 2, x + 4, 2, 4)</w:t>
-        <w:br/>
-        <w:t xml:space="preserve">    build_cage(COW, OAK_FENCE, x + 6, x + 8, 2, 4)</w:t>
-        <w:br/>
-        <w:t xml:space="preserve">    build_cage(PIG, OAK_FENCE, x + 10, x + 12, 2, 4)</w:t>
-        <w:br/>
-        <w:t xml:space="preserve">    build_feeding_area(x + 14, x + 17, 4, 8)</w:t>
-        <w:br/>
-        <w:br/>
-        <w:t>build_zoo(0)</w:t>
-        <w:br/>
-        <w:t>build_zoo(40)</w:t>
+        <w:t xml:space="preserve">    mobs.spawn(animal, pos(6, 0, 6))</w:t>
       </w:r>
     </w:p>
     <w:p>
@@ -764,7 +1761,7 @@
         <w:rPr>
           <w:b/>
         </w:rPr>
-        <w:t>`build_zoo` is called twice. How many zoos are built, how many animals appear, and how many times does `build_fence` run?</w:t>
+        <w:t>How many animals, and where? `i` is never used inside the loop — does that matter? Why?</w:t>
       </w:r>
     </w:p>
     <w:p>
@@ -832,16 +1829,7 @@
           <w:color w:val="1A4D2E"/>
           <w:sz w:val="30"/>
         </w:rPr>
-        <w:t>3 · Spot the Bug 🐛</w:t>
-      </w:r>
-    </w:p>
-    <w:p>
-      <w:pPr>
-        <w:keepNext/>
-        <w:keepLines/>
-      </w:pPr>
-      <w:r>
-        <w:t>Each block is broken. Read what it should do, rewrite it so it works, then explain why the original was wrong.</w:t>
+        <w:t>4 · Spot the Bug 🐛</w:t>
       </w:r>
     </w:p>
     <w:p>
@@ -856,16 +1844,7 @@
         <w:t>Bug A</w:t>
       </w:r>
       <w:r>
-        <w:t xml:space="preserve"> — The outer fence should ring the zoo and leave everything inside it standing. Instead the cages </w:t>
-      </w:r>
-      <w:r>
-        <w:rPr>
-          <w:b/>
-        </w:rPr>
-        <w:t>vanish</w:t>
-      </w:r>
-      <w:r>
-        <w:t xml:space="preserve"> the moment the outer fence goes up, and six animals are left standing in the open.</w:t>
+        <w:t xml:space="preserve"> — This should leave a fence ring with a space inside.</w:t>
       </w:r>
     </w:p>
     <w:p>
@@ -881,19 +1860,13 @@
           <w:rFonts w:ascii="Consolas" w:hAnsi="Consolas" w:cs="Consolas"/>
           <w:sz w:val="21"/>
         </w:rPr>
-        <w:t>def build_fence(fence, x1, x2, z1, z2):</w:t>
+        <w:t>blocks.fill(OAK_FENCE, pos(1, 0, 1), pos(10, 0, 10),</w:t>
         <w:br/>
-        <w:t xml:space="preserve">    blocks.fill(fence, pos(x1, 0, z1), pos(x2, 0, z2), FillOperation.HOLLOW)</w:t>
+        <w:t xml:space="preserve">    FillOperation.REPLACE)</w:t>
         <w:br/>
+        <w:t>blocks.fill(AIR, pos(1, 0, 1), pos(10, 0, 10),</w:t>
         <w:br/>
-        <w:t>def build_zoo(x):</w:t>
-        <w:br/>
-        <w:t xml:space="preserve">    build_cage(CHICKEN, OAK_FENCE, x + 2, x + 4, 2, 4)</w:t>
-        <w:br/>
-        <w:t xml:space="preserve">    build_fence(OAK_FENCE, x, x + 18, 0, 12)</w:t>
-        <w:br/>
-        <w:br/>
-        <w:t>build_zoo(0)</w:t>
+        <w:t xml:space="preserve">    FillOperation.REPLACE)</w:t>
       </w:r>
     </w:p>
     <w:p>
@@ -905,44 +1878,7 @@
         <w:rPr>
           <w:b/>
         </w:rPr>
-        <w:t>Hint:</w:t>
-      </w:r>
-      <w:r>
-        <w:t xml:space="preserve"> </w:t>
-      </w:r>
-      <w:r>
-        <w:rPr>
-          <w:rFonts w:ascii="Consolas" w:hAnsi="Consolas" w:cs="Consolas"/>
-          <w:sz w:val="21"/>
-          <w:shd w:val="clear" w:fill="EEEEEE"/>
-        </w:rPr>
-        <w:t>HOLLOW</w:t>
-      </w:r>
-      <w:r>
-        <w:t xml:space="preserve"> clears the middle to air. </w:t>
-      </w:r>
-      <w:r>
-        <w:rPr>
-          <w:rFonts w:ascii="Consolas" w:hAnsi="Consolas" w:cs="Consolas"/>
-          <w:sz w:val="21"/>
-          <w:shd w:val="clear" w:fill="EEEEEE"/>
-        </w:rPr>
-        <w:t>OUTLINE</w:t>
-      </w:r>
-      <w:r>
-        <w:t xml:space="preserve"> leaves the middle alone. One word, in one place, fixes all seven fences.</w:t>
-      </w:r>
-    </w:p>
-    <w:p>
-      <w:pPr>
-        <w:keepNext/>
-        <w:keepLines/>
-      </w:pPr>
-      <w:r>
-        <w:rPr>
-          <w:b/>
-        </w:rPr>
-        <w:t>Write the fixed code:</w:t>
+        <w:t>What is left, and why?</w:t>
       </w:r>
     </w:p>
     <w:p>
@@ -1006,7 +1942,7 @@
         <w:rPr>
           <w:b/>
         </w:rPr>
-        <w:t>Why was it wrong? Why does your fix work?</w:t>
+        <w:t>Write the fixed lines. Explain why your fix works.</w:t>
       </w:r>
     </w:p>
     <w:p>
@@ -1073,16 +2009,7 @@
         <w:t>Bug B</w:t>
       </w:r>
       <w:r>
-        <w:t xml:space="preserve"> — Six cages should stand in a row. Instead one cage appears, holding a </w:t>
-      </w:r>
-      <w:r>
-        <w:rPr>
-          <w:b/>
-        </w:rPr>
-        <w:t>llama</w:t>
-      </w:r>
-      <w:r>
-        <w:t>, and the other five animals are nowhere.</w:t>
+        <w:t xml:space="preserve"> — Read this one carefully. It runs without an error.</w:t>
       </w:r>
     </w:p>
     <w:p>
@@ -1098,18 +2025,20 @@
           <w:rFonts w:ascii="Consolas" w:hAnsi="Consolas" w:cs="Consolas"/>
           <w:sz w:val="21"/>
         </w:rPr>
-        <w:t>def build_zoo(x):</w:t>
+        <w:t>def build_zoo(x, z, x2, z2):</w:t>
         <w:br/>
-        <w:t xml:space="preserve">    build_cage(CHICKEN, OAK_FENCE, x + 2, x + 4, 2, 4)</w:t>
+        <w:t xml:space="preserve">    fence(OAK_FENCE, x, z, x2, z2)</w:t>
         <w:br/>
-        <w:t xml:space="preserve">    build_cage(COW, OAK_FENCE, x + 2, x + 4, 2, 4)</w:t>
+        <w:t xml:space="preserve">    build_cage(CHICKEN, 1, 1, 10, 10)</w:t>
         <w:br/>
-        <w:t xml:space="preserve">    build_cage(PIG, OAK_FENCE, x + 2, x + 4, 2, 4)</w:t>
+        <w:t xml:space="preserve">    build_cage(COW, 13, 1, 22, 10)</w:t>
         <w:br/>
-        <w:t xml:space="preserve">    build_cage(LLAMA, OAK_FENCE, x + 2, x + 4, 2, 4)</w:t>
+        <w:t xml:space="preserve">    build_cage(PIG, 25, 1, 34, 10)</w:t>
         <w:br/>
         <w:br/>
-        <w:t>build_zoo(0)</w:t>
+        <w:t>build_zoo(2, 2, 12, 12)</w:t>
+        <w:br/>
+        <w:t>build_zoo(40, 2, 50, 12)</w:t>
       </w:r>
     </w:p>
     <w:p>
@@ -1121,10 +2050,7 @@
         <w:rPr>
           <w:b/>
         </w:rPr>
-        <w:t>Hint:</w:t>
-      </w:r>
-      <w:r>
-        <w:t xml:space="preserve"> look at the corners each cage is given.</w:t>
+        <w:t>Work it out step by step:</w:t>
       </w:r>
     </w:p>
     <w:p>
@@ -1136,7 +2062,63 @@
         <w:rPr>
           <w:b/>
         </w:rPr>
-        <w:t>Write the fixed code:</w:t>
+        <w:t>Step 1.</w:t>
+      </w:r>
+      <w:r>
+        <w:t xml:space="preserve"> Write down what </w:t>
+      </w:r>
+      <w:r>
+        <w:rPr>
+          <w:rFonts w:ascii="Consolas" w:hAnsi="Consolas" w:cs="Consolas"/>
+          <w:sz w:val="21"/>
+          <w:shd w:val="clear" w:fill="EEEEEE"/>
+        </w:rPr>
+        <w:t>x</w:t>
+      </w:r>
+      <w:r>
+        <w:t xml:space="preserve">, </w:t>
+      </w:r>
+      <w:r>
+        <w:rPr>
+          <w:rFonts w:ascii="Consolas" w:hAnsi="Consolas" w:cs="Consolas"/>
+          <w:sz w:val="21"/>
+          <w:shd w:val="clear" w:fill="EEEEEE"/>
+        </w:rPr>
+        <w:t>z</w:t>
+      </w:r>
+      <w:r>
+        <w:t xml:space="preserve">, </w:t>
+      </w:r>
+      <w:r>
+        <w:rPr>
+          <w:rFonts w:ascii="Consolas" w:hAnsi="Consolas" w:cs="Consolas"/>
+          <w:sz w:val="21"/>
+          <w:shd w:val="clear" w:fill="EEEEEE"/>
+        </w:rPr>
+        <w:t>x2</w:t>
+      </w:r>
+      <w:r>
+        <w:t xml:space="preserve">, </w:t>
+      </w:r>
+      <w:r>
+        <w:rPr>
+          <w:rFonts w:ascii="Consolas" w:hAnsi="Consolas" w:cs="Consolas"/>
+          <w:sz w:val="21"/>
+          <w:shd w:val="clear" w:fill="EEEEEE"/>
+        </w:rPr>
+        <w:t>z2</w:t>
+      </w:r>
+      <w:r>
+        <w:t xml:space="preserve"> are on the </w:t>
+      </w:r>
+      <w:r>
+        <w:rPr>
+          <w:b/>
+        </w:rPr>
+        <w:t>second</w:t>
+      </w:r>
+      <w:r>
+        <w:t xml:space="preserve"> call.</w:t>
       </w:r>
     </w:p>
     <w:p>
@@ -1200,7 +2182,19 @@
         <w:rPr>
           <w:b/>
         </w:rPr>
-        <w:t>Why was it wrong? Why does your fix work?</w:t>
+        <w:t>Step 2.</w:t>
+      </w:r>
+      <w:r>
+        <w:t xml:space="preserve"> Which line uses those four values? Which lines do </w:t>
+      </w:r>
+      <w:r>
+        <w:rPr>
+          <w:b/>
+        </w:rPr>
+        <w:t>not</w:t>
+      </w:r>
+      <w:r>
+        <w:t>?</w:t>
       </w:r>
     </w:p>
     <w:p>
@@ -1264,82 +2258,10 @@
         <w:rPr>
           <w:b/>
         </w:rPr>
-        <w:t>Bug C</w:t>
-      </w:r>
-      <w:r>
-        <w:t xml:space="preserve"> — The second zoo should stand far away from the first. Instead both zoos are built </w:t>
-      </w:r>
-      <w:r>
-        <w:rPr>
-          <w:b/>
-        </w:rPr>
-        <w:t>on the same spot</w:t>
-      </w:r>
-      <w:r>
-        <w:t>, and only one zoo is there.</w:t>
-      </w:r>
-    </w:p>
-    <w:p>
-      <w:pPr>
-        <w:spacing w:before="40" w:after="160"/>
-        <w:ind w:left="288"/>
-        <w:keepNext/>
-        <w:keepLines/>
-        <w:shd w:val="clear" w:fill="F4F4F4"/>
-      </w:pPr>
-      <w:r>
-        <w:rPr>
-          <w:rFonts w:ascii="Consolas" w:hAnsi="Consolas" w:cs="Consolas"/>
-          <w:sz w:val="21"/>
-        </w:rPr>
-        <w:t>def build_zoo(x):</w:t>
-        <w:br/>
-        <w:t xml:space="preserve">    build_fence(OAK_FENCE, 0, 18, 0, 12)</w:t>
-        <w:br/>
-        <w:t xml:space="preserve">    build_cage(CHICKEN, OAK_FENCE, 2, 4, 2, 4)</w:t>
-        <w:br/>
-        <w:br/>
-        <w:t>build_zoo(0)</w:t>
-        <w:br/>
-        <w:t>build_zoo(40)</w:t>
-      </w:r>
-    </w:p>
-    <w:p>
-      <w:pPr>
-        <w:keepNext/>
-        <w:keepLines/>
-      </w:pPr>
-      <w:r>
-        <w:rPr>
-          <w:b/>
-        </w:rPr>
-        <w:t>Hint:</w:t>
-      </w:r>
-      <w:r>
-        <w:t xml:space="preserve"> the parameter </w:t>
-      </w:r>
-      <w:r>
-        <w:rPr>
-          <w:rFonts w:ascii="Consolas" w:hAnsi="Consolas" w:cs="Consolas"/>
-          <w:sz w:val="21"/>
-          <w:shd w:val="clear" w:fill="EEEEEE"/>
-        </w:rPr>
-        <w:t>x</w:t>
-      </w:r>
-      <w:r>
-        <w:t xml:space="preserve"> arrives, but nothing inside the function uses it.</w:t>
-      </w:r>
-    </w:p>
-    <w:p>
-      <w:pPr>
-        <w:keepNext/>
-        <w:keepLines/>
-      </w:pPr>
-      <w:r>
-        <w:rPr>
-          <w:b/>
-        </w:rPr>
-        <w:t>Write the fixed code:</w:t>
+        <w:t>Step 3.</w:t>
+      </w:r>
+      <w:r>
+        <w:t xml:space="preserve"> So on the second call — what moves, and what stays exactly where it was?</w:t>
       </w:r>
     </w:p>
     <w:p>
@@ -1403,7 +2325,21 @@
         <w:rPr>
           <w:b/>
         </w:rPr>
-        <w:t>Why was it wrong? Why does your fix work?</w:t>
+        <w:t>Step 4.</w:t>
+      </w:r>
+      <w:r>
+        <w:t xml:space="preserve"> How would you change </w:t>
+      </w:r>
+      <w:r>
+        <w:rPr>
+          <w:rFonts w:ascii="Consolas" w:hAnsi="Consolas" w:cs="Consolas"/>
+          <w:sz w:val="21"/>
+          <w:shd w:val="clear" w:fill="EEEEEE"/>
+        </w:rPr>
+        <w:t>build_zoo</w:t>
+      </w:r>
+      <w:r>
+        <w:t xml:space="preserve"> so the whole zoo moves together — fence, cages and animals? Do not write the whole function. Write the idea, and one line to show it.</w:t>
       </w:r>
     </w:p>
     <w:p>
@@ -1448,6 +2384,19 @@
     <w:p>
       <w:pPr>
         <w:spacing w:after="0" w:before="0" w:line="520" w:lineRule="exact"/>
+        <w:keepNext/>
+        <w:keepLines/>
+        <w:pBdr>
+          <w:bottom w:val="single" w:sz="6" w:space="1" w:color="C9C9C9"/>
+        </w:pBdr>
+      </w:pPr>
+      <w:r>
+        <w:t xml:space="preserve"> </w:t>
+      </w:r>
+    </w:p>
+    <w:p>
+      <w:pPr>
+        <w:spacing w:after="0" w:before="0" w:line="520" w:lineRule="exact"/>
         <w:keepNext w:val="0"/>
         <w:keepLines/>
         <w:pBdr>
@@ -1471,7 +2420,7 @@
           <w:color w:val="1A4D2E"/>
           <w:sz w:val="30"/>
         </w:rPr>
-        <w:t>4 · Build the Petting Zoo 🐑</w:t>
+        <w:t>5 · Build the Petting Zoo 🐑</w:t>
       </w:r>
     </w:p>
     <w:p>
@@ -1505,13 +2454,13 @@
           <w:rFonts w:ascii="Consolas" w:hAnsi="Consolas" w:cs="Consolas"/>
           <w:sz w:val="21"/>
         </w:rPr>
-        <w:t>def build_fence(fence, x1, x2, z1, z2):</w:t>
+        <w:t>def fence(fence, x, z, x2, z2):</w:t>
         <w:br/>
-        <w:t>def build_cage(animal, fence, x1, x2, z1, z2):</w:t>
+        <w:t>def build_cage(animal, x, z, x2, z2):</w:t>
         <w:br/>
-        <w:t>def build_feeding_area(x1, x2, z1, z2):</w:t>
+        <w:t>def feed_area(x, z):</w:t>
         <w:br/>
-        <w:t>def build_zoo(x):</w:t>
+        <w:t>def build_zoo(x, z, x2, z2):</w:t>
       </w:r>
     </w:p>
     <w:p>
@@ -1525,10 +2474,10 @@
           <w:sz w:val="21"/>
           <w:shd w:val="clear" w:fill="EEEEEE"/>
         </w:rPr>
-        <w:t>build_fence</w:t>
-      </w:r>
-      <w:r>
-        <w:t xml:space="preserve"> builds one fence box with </w:t>
+        <w:t>fence</w:t>
+      </w:r>
+      <w:r>
+        <w:t xml:space="preserve"> builds one box: solid fill, then carve the middle to </w:t>
       </w:r>
       <w:r>
         <w:rPr>
@@ -1536,7 +2485,7 @@
           <w:sz w:val="21"/>
           <w:shd w:val="clear" w:fill="EEEEEE"/>
         </w:rPr>
-        <w:t>FillOperation.OUTLINE</w:t>
+        <w:t>AIR</w:t>
       </w:r>
       <w:r>
         <w:t>.</w:t>
@@ -1564,24 +2513,35 @@
           <w:sz w:val="21"/>
           <w:shd w:val="clear" w:fill="EEEEEE"/>
         </w:rPr>
-        <w:t>build_fence</w:t>
-      </w:r>
-      <w:r>
-        <w:t>, then spawns its animal inside the box it just built.</w:t>
-      </w:r>
-    </w:p>
-    <w:p>
-      <w:pPr>
-        <w:keepNext/>
-        <w:keepLines/>
-      </w:pPr>
+        <w:t>fence</w:t>
+      </w:r>
+      <w:r>
+        <w:t xml:space="preserve">, puts its animal inside, then calls </w:t>
+      </w:r>
       <w:r>
         <w:rPr>
           <w:rFonts w:ascii="Consolas" w:hAnsi="Consolas" w:cs="Consolas"/>
           <w:sz w:val="21"/>
           <w:shd w:val="clear" w:fill="EEEEEE"/>
         </w:rPr>
-        <w:t>build_feeding_area</w:t>
+        <w:t>feed_area</w:t>
+      </w:r>
+      <w:r>
+        <w:t>.</w:t>
+      </w:r>
+    </w:p>
+    <w:p>
+      <w:pPr>
+        <w:keepNext/>
+        <w:keepLines/>
+      </w:pPr>
+      <w:r>
+        <w:rPr>
+          <w:rFonts w:ascii="Consolas" w:hAnsi="Consolas" w:cs="Consolas"/>
+          <w:sz w:val="21"/>
+          <w:shd w:val="clear" w:fill="EEEEEE"/>
+        </w:rPr>
+        <w:t>feed_area</w:t>
       </w:r>
       <w:r>
         <w:t xml:space="preserve"> fills </w:t>
@@ -1606,7 +2566,7 @@
         <w:t>WATER</w:t>
       </w:r>
       <w:r>
-        <w:t xml:space="preserve"> for drink.</w:t>
+        <w:t xml:space="preserve"> for drink. Sink the water one block down.</w:t>
       </w:r>
     </w:p>
     <w:p>
@@ -1620,7 +2580,7 @@
           <w:sz w:val="21"/>
           <w:shd w:val="clear" w:fill="EEEEEE"/>
         </w:rPr>
-        <w:t>build_zoo(x)</w:t>
+        <w:t>build_zoo</w:t>
       </w:r>
       <w:r>
         <w:t xml:space="preserve"> calls </w:t>
@@ -1631,21 +2591,10 @@
           <w:sz w:val="21"/>
           <w:shd w:val="clear" w:fill="EEEEEE"/>
         </w:rPr>
-        <w:t>build_fence</w:t>
-      </w:r>
-      <w:r>
-        <w:t xml:space="preserve"> for the outer fence, places an </w:t>
-      </w:r>
-      <w:r>
-        <w:rPr>
-          <w:rFonts w:ascii="Consolas" w:hAnsi="Consolas" w:cs="Consolas"/>
-          <w:sz w:val="21"/>
-          <w:shd w:val="clear" w:fill="EEEEEE"/>
-        </w:rPr>
-        <w:t>OAK_FENCE_GATE</w:t>
-      </w:r>
-      <w:r>
-        <w:t xml:space="preserve"> in it, calls </w:t>
+        <w:t>fence</w:t>
+      </w:r>
+      <w:r>
+        <w:t xml:space="preserve"> once for the outer fence, then calls </w:t>
       </w:r>
       <w:r>
         <w:rPr>
@@ -1674,7 +2623,16 @@
         <w:t>six different animals</w:t>
       </w:r>
       <w:r>
-        <w:t xml:space="preserve">, and calls </w:t>
+        <w:t>.</w:t>
+      </w:r>
+    </w:p>
+    <w:p>
+      <w:pPr>
+        <w:keepNext/>
+        <w:keepLines/>
+      </w:pPr>
+      <w:r>
+        <w:t xml:space="preserve">Only </w:t>
       </w:r>
       <w:r>
         <w:rPr>
@@ -1682,27 +2640,7 @@
           <w:sz w:val="21"/>
           <w:shd w:val="clear" w:fill="EEEEEE"/>
         </w:rPr>
-        <w:t>build_feeding_area</w:t>
-      </w:r>
-      <w:r>
-        <w:t xml:space="preserve"> once.</w:t>
-      </w:r>
-    </w:p>
-    <w:p>
-      <w:pPr>
-        <w:keepNext/>
-        <w:keepLines/>
-      </w:pPr>
-      <w:r>
-        <w:t xml:space="preserve">Only </w:t>
-      </w:r>
-      <w:r>
-        <w:rPr>
-          <w:rFonts w:ascii="Consolas" w:hAnsi="Consolas" w:cs="Consolas"/>
-          <w:sz w:val="21"/>
-          <w:shd w:val="clear" w:fill="EEEEEE"/>
-        </w:rPr>
-        <w:t>build_fence</w:t>
+        <w:t>fence</w:t>
       </w:r>
       <w:r>
         <w:t xml:space="preserve"> may contain a fence </w:t>
@@ -1716,7 +2654,34 @@
         <w:t>blocks.fill</w:t>
       </w:r>
       <w:r>
-        <w:t xml:space="preserve">. Every corner must come from a parameter — no fixed corner numbers inside the helper, so the whole zoo moves when </w:t>
+        <w:t>. Every box in the zoo comes from that one helper.</w:t>
+      </w:r>
+    </w:p>
+    <w:p>
+      <w:pPr>
+        <w:keepNext/>
+        <w:keepLines/>
+      </w:pPr>
+      <w:r>
+        <w:rPr>
+          <w:b/>
+        </w:rPr>
+        <w:t>Build the chain from the bottom up. Do not write `build_zoo` first.</w:t>
+      </w:r>
+    </w:p>
+    <w:p>
+      <w:pPr>
+        <w:keepNext/>
+        <w:keepLines/>
+      </w:pPr>
+      <w:r>
+        <w:rPr>
+          <w:b/>
+        </w:rPr>
+        <w:t>Step 1.</w:t>
+      </w:r>
+      <w:r>
+        <w:t xml:space="preserve"> Write </w:t>
       </w:r>
       <w:r>
         <w:rPr>
@@ -1724,10 +2689,160 @@
           <w:sz w:val="21"/>
           <w:shd w:val="clear" w:fill="EEEEEE"/>
         </w:rPr>
-        <w:t>x</w:t>
-      </w:r>
-      <w:r>
-        <w:t xml:space="preserve"> moves.</w:t>
+        <w:t>fence</w:t>
+      </w:r>
+      <w:r>
+        <w:t>. Test it alone. It is the bottom of the chain — nothing above it can work until it does.</w:t>
+      </w:r>
+    </w:p>
+    <w:p>
+      <w:pPr>
+        <w:keepNext/>
+        <w:keepLines/>
+      </w:pPr>
+      <w:r>
+        <w:rPr>
+          <w:b/>
+        </w:rPr>
+        <w:t>Step 2.</w:t>
+      </w:r>
+      <w:r>
+        <w:t xml:space="preserve"> Write </w:t>
+      </w:r>
+      <w:r>
+        <w:rPr>
+          <w:rFonts w:ascii="Consolas" w:hAnsi="Consolas" w:cs="Consolas"/>
+          <w:sz w:val="21"/>
+          <w:shd w:val="clear" w:fill="EEEEEE"/>
+        </w:rPr>
+        <w:t>feed_area</w:t>
+      </w:r>
+      <w:r>
+        <w:t>. Test it alone.</w:t>
+      </w:r>
+    </w:p>
+    <w:p>
+      <w:pPr>
+        <w:keepNext/>
+        <w:keepLines/>
+      </w:pPr>
+      <w:r>
+        <w:rPr>
+          <w:b/>
+        </w:rPr>
+        <w:t>Step 3.</w:t>
+      </w:r>
+      <w:r>
+        <w:t xml:space="preserve"> Write </w:t>
+      </w:r>
+      <w:r>
+        <w:rPr>
+          <w:rFonts w:ascii="Consolas" w:hAnsi="Consolas" w:cs="Consolas"/>
+          <w:sz w:val="21"/>
+          <w:shd w:val="clear" w:fill="EEEEEE"/>
+        </w:rPr>
+        <w:t>build_cage</w:t>
+      </w:r>
+      <w:r>
+        <w:t xml:space="preserve">. Its first line calls </w:t>
+      </w:r>
+      <w:r>
+        <w:rPr>
+          <w:rFonts w:ascii="Consolas" w:hAnsi="Consolas" w:cs="Consolas"/>
+          <w:sz w:val="21"/>
+          <w:shd w:val="clear" w:fill="EEEEEE"/>
+        </w:rPr>
+        <w:t>fence</w:t>
+      </w:r>
+      <w:r>
+        <w:t xml:space="preserve">. No fence </w:t>
+      </w:r>
+      <w:r>
+        <w:rPr>
+          <w:rFonts w:ascii="Consolas" w:hAnsi="Consolas" w:cs="Consolas"/>
+          <w:sz w:val="21"/>
+          <w:shd w:val="clear" w:fill="EEEEEE"/>
+        </w:rPr>
+        <w:t>blocks.fill</w:t>
+      </w:r>
+      <w:r>
+        <w:t xml:space="preserve"> in here.</w:t>
+      </w:r>
+    </w:p>
+    <w:p>
+      <w:pPr>
+        <w:keepNext/>
+        <w:keepLines/>
+      </w:pPr>
+      <w:r>
+        <w:rPr>
+          <w:b/>
+        </w:rPr>
+        <w:t>Step 4.</w:t>
+      </w:r>
+      <w:r>
+        <w:t xml:space="preserve"> Test </w:t>
+      </w:r>
+      <w:r>
+        <w:rPr>
+          <w:rFonts w:ascii="Consolas" w:hAnsi="Consolas" w:cs="Consolas"/>
+          <w:sz w:val="21"/>
+          <w:shd w:val="clear" w:fill="EEEEEE"/>
+        </w:rPr>
+        <w:t>build_cage</w:t>
+      </w:r>
+      <w:r>
+        <w:t xml:space="preserve"> with </w:t>
+      </w:r>
+      <w:r>
+        <w:rPr>
+          <w:b/>
+        </w:rPr>
+        <w:t>one</w:t>
+      </w:r>
+      <w:r>
+        <w:t xml:space="preserve"> call before you write six.</w:t>
+      </w:r>
+    </w:p>
+    <w:p>
+      <w:pPr>
+        <w:keepNext/>
+        <w:keepLines/>
+      </w:pPr>
+      <w:r>
+        <w:rPr>
+          <w:b/>
+        </w:rPr>
+        <w:t>Step 5.</w:t>
+      </w:r>
+      <w:r>
+        <w:t xml:space="preserve"> Write </w:t>
+      </w:r>
+      <w:r>
+        <w:rPr>
+          <w:rFonts w:ascii="Consolas" w:hAnsi="Consolas" w:cs="Consolas"/>
+          <w:sz w:val="21"/>
+          <w:shd w:val="clear" w:fill="EEEEEE"/>
+        </w:rPr>
+        <w:t>build_zoo</w:t>
+      </w:r>
+      <w:r>
+        <w:t xml:space="preserve"> last. It is the only function you call yourself.</w:t>
+      </w:r>
+    </w:p>
+    <w:p>
+      <w:pPr>
+        <w:keepNext/>
+        <w:keepLines/>
+      </w:pPr>
+      <w:r>
+        <w:rPr>
+          <w:b/>
+        </w:rPr>
+        <w:t>Step 6.</w:t>
+      </w:r>
+      <w:r>
+        <w:t xml:space="preserve"> Run it. Walk the whole zoo. Every cage: fence, animal, food, water.</w:t>
       </w:r>
     </w:p>
     <w:p>
@@ -1808,29 +2923,7 @@
         <w:keepLines/>
       </w:pPr>
       <w:r>
-        <w:t xml:space="preserve">Cage corners inside an 18 × 12 zoo — front row </w:t>
-      </w:r>
-      <w:r>
-        <w:rPr>
-          <w:rFonts w:ascii="Consolas" w:hAnsi="Consolas" w:cs="Consolas"/>
-          <w:sz w:val="21"/>
-          <w:shd w:val="clear" w:fill="EEEEEE"/>
-        </w:rPr>
-        <w:t>z 2→4</w:t>
-      </w:r>
-      <w:r>
-        <w:t xml:space="preserve">, back row </w:t>
-      </w:r>
-      <w:r>
-        <w:rPr>
-          <w:rFonts w:ascii="Consolas" w:hAnsi="Consolas" w:cs="Consolas"/>
-          <w:sz w:val="21"/>
-          <w:shd w:val="clear" w:fill="EEEEEE"/>
-        </w:rPr>
-        <w:t>z 8→10</w:t>
-      </w:r>
-      <w:r>
-        <w:t>:</w:t>
+        <w:t>Cage corners that fit — front row and back row:</w:t>
       </w:r>
     </w:p>
     <w:p>
@@ -1846,38 +2939,13 @@
           <w:rFonts w:ascii="Consolas" w:hAnsi="Consolas" w:cs="Consolas"/>
           <w:sz w:val="21"/>
         </w:rPr>
-        <w:t xml:space="preserve">   cages     x+2 → x+4     x+6 → x+8     x+10 → x+12</w:t>
+        <w:t xml:space="preserve">   z 13-22    [ SHEEP  ]   [ RABBIT ]   [ LLAMA  ]</w:t>
         <w:br/>
-        <w:t xml:space="preserve">   feeding   x+14 → x+17   z 4 → 8</w:t>
         <w:br/>
-        <w:t xml:space="preserve">   gate      pos(x + 9, 0, 0)</w:t>
-      </w:r>
-    </w:p>
-    <w:p>
-      <w:pPr>
-        <w:keepNext/>
-        <w:keepLines/>
-      </w:pPr>
-      <w:r>
-        <w:t>Then build two zoos in different corners of your park:</w:t>
-      </w:r>
-    </w:p>
-    <w:p>
-      <w:pPr>
-        <w:spacing w:before="40" w:after="160"/>
-        <w:ind w:left="288"/>
-        <w:keepNext/>
-        <w:keepLines/>
-        <w:shd w:val="clear" w:fill="F4F4F4"/>
-      </w:pPr>
-      <w:r>
-        <w:rPr>
-          <w:rFonts w:ascii="Consolas" w:hAnsi="Consolas" w:cs="Consolas"/>
-          <w:sz w:val="21"/>
-        </w:rPr>
-        <w:t>build_zoo(0)</w:t>
+        <w:t xml:space="preserve">   z  1-10    [ CHICKEN]   [  COW   ]   [  PIG   ]</w:t>
         <w:br/>
-        <w:t>build_zoo(40)</w:t>
+        <w:br/>
+        <w:t xml:space="preserve">               x 1-10       x 13-22      x 25-34</w:t>
       </w:r>
     </w:p>
     <w:p>
@@ -1889,7 +2957,7 @@
         <w:rPr>
           <w:b/>
         </w:rPr>
-        <w:t>Write your helper, your three functions, and the lines that call them:</w:t>
+        <w:t>Write your helper and your three functions:</w:t>
       </w:r>
     </w:p>
     <w:p>
@@ -2104,190 +3172,12 @@
       <w:pPr>
         <w:keepNext/>
         <w:keepLines/>
-        <w:pageBreakBefore/>
-        <w:spacing w:before="40" w:after="120"/>
-      </w:pPr>
-      <w:r>
-        <w:rPr>
-          <w:b/>
-          <w:color w:val="1A4D2E"/>
-          <w:sz w:val="30"/>
-        </w:rPr>
-        <w:t>5 · Show Your Work 📸🎥</w:t>
-      </w:r>
-    </w:p>
-    <w:p>
-      <w:pPr>
-        <w:keepNext/>
-        <w:keepLines/>
-      </w:pPr>
-      <w:r>
-        <w:t xml:space="preserve">Record </w:t>
-      </w:r>
+      </w:pPr>
       <w:r>
         <w:rPr>
           <w:b/>
         </w:rPr>
-        <w:t>one video</w:t>
-      </w:r>
-      <w:r>
-        <w:t xml:space="preserve"> — one take, no stopping (a phone is fine). Show these in order:</w:t>
-      </w:r>
-    </w:p>
-    <w:p>
-      <w:pPr>
-        <w:keepNext/>
-        <w:keepLines/>
-      </w:pPr>
-      <w:r>
-        <w:rPr>
-          <w:b/>
-        </w:rPr>
-        <w:t>1 · Your code.</w:t>
-      </w:r>
-      <w:r>
-        <w:t xml:space="preserve"> Scroll through it. Say what each part does.</w:t>
-      </w:r>
-    </w:p>
-    <w:p>
-      <w:pPr>
-        <w:keepNext/>
-        <w:keepLines/>
-      </w:pPr>
-      <w:r>
-        <w:rPr>
-          <w:b/>
-        </w:rPr>
-        <w:t>2 · Your build.</w:t>
-      </w:r>
-      <w:r>
-        <w:t xml:space="preserve"> Point the camera. Name the parts.</w:t>
-      </w:r>
-    </w:p>
-    <w:p>
-      <w:pPr>
-        <w:keepNext/>
-        <w:keepLines/>
-      </w:pPr>
-      <w:r>
-        <w:t>Fill the blanks:</w:t>
-      </w:r>
-    </w:p>
-    <w:p>
-      <w:pPr>
-        <w:keepNext/>
-        <w:keepLines/>
-        <w:spacing w:after="60"/>
-        <w:ind w:left="504"/>
-      </w:pPr>
-      <w:r>
-        <w:rPr>
-          <w:i/>
-          <w:color w:val="444444"/>
-        </w:rPr>
-        <w:t>Today I built ______.</w:t>
-      </w:r>
-    </w:p>
-    <w:p>
-      <w:pPr>
-        <w:keepNext/>
-        <w:keepLines/>
-        <w:spacing w:after="60"/>
-        <w:ind w:left="504"/>
-      </w:pPr>
-      <w:r>
-        <w:rPr>
-          <w:i/>
-          <w:color w:val="444444"/>
-        </w:rPr>
-        <w:t>I built it using this code: ______.</w:t>
-      </w:r>
-    </w:p>
-    <w:p>
-      <w:pPr>
-        <w:keepNext/>
-        <w:keepLines/>
-        <w:spacing w:after="60"/>
-        <w:ind w:left="504"/>
-      </w:pPr>
-      <w:r>
-        <w:rPr>
-          <w:i/>
-          <w:color w:val="444444"/>
-        </w:rPr>
-        <w:t>In this code I used ______.</w:t>
-      </w:r>
-    </w:p>
-    <w:p>
-      <w:pPr>
-        <w:keepNext/>
-        <w:keepLines/>
-        <w:spacing w:after="60"/>
-        <w:ind w:left="504"/>
-      </w:pPr>
-      <w:r>
-        <w:rPr>
-          <w:i/>
-          <w:color w:val="444444"/>
-        </w:rPr>
-        <w:t>The hardest part was ______.</w:t>
-      </w:r>
-    </w:p>
-    <w:p>
-      <w:pPr>
-        <w:keepNext/>
-        <w:keepLines/>
-        <w:spacing w:after="60"/>
-        <w:ind w:left="504"/>
-      </w:pPr>
-      <w:r>
-        <w:rPr>
-          <w:i/>
-          <w:color w:val="444444"/>
-        </w:rPr>
-        <w:t>That part was hard because ______.</w:t>
-      </w:r>
-    </w:p>
-    <w:p>
-      <w:pPr>
-        <w:keepNext/>
-        <w:keepLines/>
-        <w:spacing w:after="60"/>
-        <w:ind w:left="504"/>
-      </w:pPr>
-      <w:r>
-        <w:rPr>
-          <w:i/>
-          <w:color w:val="444444"/>
-        </w:rPr>
-        <w:t>The most fun part was ______.</w:t>
-      </w:r>
-    </w:p>
-    <w:p>
-      <w:pPr>
-        <w:keepNext/>
-        <w:keepLines/>
-        <w:spacing w:after="60"/>
-        <w:ind w:left="504"/>
-      </w:pPr>
-      <w:r>
-        <w:rPr>
-          <w:i/>
-          <w:color w:val="444444"/>
-        </w:rPr>
-        <w:t>Something new I learned was ______.</w:t>
-      </w:r>
-    </w:p>
-    <w:p>
-      <w:pPr>
-        <w:keepNext/>
-        <w:keepLines/>
-      </w:pPr>
-      <w:r>
-        <w:rPr>
-          <w:b/>
-        </w:rPr>
-        <w:t>Write your lines here, then say them in your video.</w:t>
+        <w:t>Trace one animal down your chain. Start at `build_zoo`, end at the block that gets placed. Which values are passed at each step, and which function hands control back to which?</w:t>
       </w:r>
     </w:p>
     <w:p>
@@ -2358,7 +3248,7 @@
     <w:p>
       <w:pPr>
         <w:spacing w:after="0" w:before="0" w:line="520" w:lineRule="exact"/>
-        <w:keepNext/>
+        <w:keepNext w:val="0"/>
         <w:keepLines/>
         <w:pBdr>
           <w:bottom w:val="single" w:sz="6" w:space="1" w:color="C9C9C9"/>
@@ -2366,6 +3256,236 @@
       </w:pPr>
       <w:r>
         <w:t xml:space="preserve"> </w:t>
+      </w:r>
+    </w:p>
+    <w:p>
+      <w:pPr>
+        <w:keepNext/>
+        <w:keepLines/>
+        <w:pageBreakBefore/>
+        <w:spacing w:before="40" w:after="120"/>
+      </w:pPr>
+      <w:r>
+        <w:rPr>
+          <w:b/>
+          <w:color w:val="1A4D2E"/>
+          <w:sz w:val="30"/>
+        </w:rPr>
+        <w:t>6 · Show Your Work 📸🎥</w:t>
+      </w:r>
+    </w:p>
+    <w:p>
+      <w:pPr>
+        <w:keepNext/>
+        <w:keepLines/>
+      </w:pPr>
+      <w:r>
+        <w:t xml:space="preserve">Record </w:t>
+      </w:r>
+      <w:r>
+        <w:rPr>
+          <w:b/>
+        </w:rPr>
+        <w:t>one video</w:t>
+      </w:r>
+      <w:r>
+        <w:t xml:space="preserve"> — one take, no stopping (a phone is fine). Show these in order:</w:t>
+      </w:r>
+    </w:p>
+    <w:p>
+      <w:pPr>
+        <w:keepNext/>
+        <w:keepLines/>
+      </w:pPr>
+      <w:r>
+        <w:rPr>
+          <w:b/>
+        </w:rPr>
+        <w:t>1 · Your code.</w:t>
+      </w:r>
+      <w:r>
+        <w:t xml:space="preserve"> Scroll through it. Say what each part does.</w:t>
+      </w:r>
+    </w:p>
+    <w:p>
+      <w:pPr>
+        <w:keepNext/>
+        <w:keepLines/>
+      </w:pPr>
+      <w:r>
+        <w:rPr>
+          <w:b/>
+        </w:rPr>
+        <w:t>2 · Your build.</w:t>
+      </w:r>
+      <w:r>
+        <w:t xml:space="preserve"> Point the camera. Name the parts.</w:t>
+      </w:r>
+    </w:p>
+    <w:p>
+      <w:pPr>
+        <w:keepNext/>
+        <w:keepLines/>
+      </w:pPr>
+      <w:r>
+        <w:rPr>
+          <w:b/>
+        </w:rPr>
+        <w:t>3 · Your chain.</w:t>
+      </w:r>
+      <w:r>
+        <w:t xml:space="preserve"> Point at each function and say who calls who, and who is a helper.</w:t>
+      </w:r>
+    </w:p>
+    <w:p>
+      <w:pPr>
+        <w:keepNext/>
+        <w:keepLines/>
+      </w:pPr>
+      <w:r>
+        <w:t>Say these out loud, filling in the blanks:</w:t>
+      </w:r>
+    </w:p>
+    <w:p>
+      <w:pPr>
+        <w:keepNext/>
+        <w:keepLines/>
+        <w:spacing w:after="60"/>
+        <w:ind w:left="504"/>
+      </w:pPr>
+      <w:r>
+        <w:rPr>
+          <w:i/>
+          <w:color w:val="444444"/>
+        </w:rPr>
+        <w:t>Today I built ______.</w:t>
+      </w:r>
+    </w:p>
+    <w:p>
+      <w:pPr>
+        <w:keepNext/>
+        <w:keepLines/>
+        <w:spacing w:after="60"/>
+        <w:ind w:left="504"/>
+      </w:pPr>
+      <w:r>
+        <w:rPr>
+          <w:i/>
+          <w:color w:val="444444"/>
+        </w:rPr>
+        <w:t>I built it using this code: ______.</w:t>
+      </w:r>
+    </w:p>
+    <w:p>
+      <w:pPr>
+        <w:keepNext/>
+        <w:keepLines/>
+        <w:spacing w:after="60"/>
+        <w:ind w:left="504"/>
+      </w:pPr>
+      <w:r>
+        <w:rPr>
+          <w:i/>
+          <w:color w:val="444444"/>
+        </w:rPr>
+        <w:t>In this code I used ______.</w:t>
+      </w:r>
+    </w:p>
+    <w:p>
+      <w:pPr>
+        <w:keepNext/>
+        <w:keepLines/>
+        <w:spacing w:after="60"/>
+        <w:ind w:left="504"/>
+      </w:pPr>
+      <w:r>
+        <w:rPr>
+          <w:i/>
+          <w:color w:val="444444"/>
+        </w:rPr>
+        <w:t>The hardest part was ______.</w:t>
+      </w:r>
+    </w:p>
+    <w:p>
+      <w:pPr>
+        <w:keepNext/>
+        <w:keepLines/>
+        <w:spacing w:after="60"/>
+        <w:ind w:left="504"/>
+      </w:pPr>
+      <w:r>
+        <w:rPr>
+          <w:i/>
+          <w:color w:val="444444"/>
+        </w:rPr>
+        <w:t>That part was hard because ______.</w:t>
+      </w:r>
+    </w:p>
+    <w:p>
+      <w:pPr>
+        <w:keepNext/>
+        <w:keepLines/>
+        <w:spacing w:after="60"/>
+        <w:ind w:left="504"/>
+      </w:pPr>
+      <w:r>
+        <w:rPr>
+          <w:i/>
+          <w:color w:val="444444"/>
+        </w:rPr>
+        <w:t>The most fun part was ______.</w:t>
+      </w:r>
+    </w:p>
+    <w:p>
+      <w:pPr>
+        <w:keepNext/>
+        <w:keepLines/>
+        <w:spacing w:after="60"/>
+        <w:ind w:left="504"/>
+      </w:pPr>
+      <w:r>
+        <w:rPr>
+          <w:i/>
+          <w:color w:val="444444"/>
+        </w:rPr>
+        <w:t>Something new I learned was ______.</w:t>
+      </w:r>
+    </w:p>
+    <w:p>
+      <w:pPr>
+        <w:keepNext/>
+        <w:keepLines/>
+        <w:pageBreakBefore/>
+        <w:spacing w:before="40" w:after="120"/>
+      </w:pPr>
+      <w:r>
+        <w:rPr>
+          <w:b/>
+          <w:color w:val="1A4D2E"/>
+          <w:sz w:val="25"/>
+        </w:rPr>
+        <w:t>Submit ✅</w:t>
+      </w:r>
+    </w:p>
+    <w:p>
+      <w:pPr>
+        <w:keepNext/>
+        <w:keepLines/>
+      </w:pPr>
+      <w:r>
+        <w:t>Send this worksheet + your video to teacher on KakaoTalk.</w:t>
+      </w:r>
+    </w:p>
+    <w:p>
+      <w:pPr>
+        <w:keepNext/>
+        <w:keepLines/>
+      </w:pPr>
+      <w:r>
+        <w:rPr>
+          <w:b/>
+        </w:rPr>
+        <w:t>Write your lines here, then say them in your video.</w:t>
       </w:r>
     </w:p>
     <w:p>
@@ -2436,6 +3556,19 @@
     <w:p>
       <w:pPr>
         <w:spacing w:after="0" w:before="0" w:line="520" w:lineRule="exact"/>
+        <w:keepNext/>
+        <w:keepLines/>
+        <w:pBdr>
+          <w:bottom w:val="single" w:sz="6" w:space="1" w:color="C9C9C9"/>
+        </w:pBdr>
+      </w:pPr>
+      <w:r>
+        <w:t xml:space="preserve"> </w:t>
+      </w:r>
+    </w:p>
+    <w:p>
+      <w:pPr>
+        <w:spacing w:after="0" w:before="0" w:line="520" w:lineRule="exact"/>
         <w:keepNext w:val="0"/>
         <w:keepLines/>
         <w:pBdr>
@@ -2444,31 +3577,6 @@
       </w:pPr>
       <w:r>
         <w:t xml:space="preserve"> </w:t>
-      </w:r>
-    </w:p>
-    <w:p>
-      <w:pPr>
-        <w:keepNext/>
-        <w:keepLines/>
-        <w:pageBreakBefore/>
-        <w:spacing w:before="40" w:after="120"/>
-      </w:pPr>
-      <w:r>
-        <w:rPr>
-          <w:b/>
-          <w:color w:val="1A4D2E"/>
-          <w:sz w:val="25"/>
-        </w:rPr>
-        <w:t>Submit ✅</w:t>
-      </w:r>
-    </w:p>
-    <w:p>
-      <w:pPr>
-        <w:keepNext w:val="0"/>
-        <w:keepLines/>
-      </w:pPr>
-      <w:r>
-        <w:t>Send this worksheet + your video to teacher on KakaoTalk.</w:t>
       </w:r>
     </w:p>
     <w:sectPr>
